--- a/WebContent/docx/中国人群BRCA12基因分子分型研究_双样本-佛山市第一人民医院.docx
+++ b/WebContent/docx/中国人群BRCA12基因分子分型研究_双样本-佛山市第一人民医院.docx
@@ -308,7 +308,7 @@
           </mc:Choice>
           <mc:Fallback>
             <w:pict>
-              <v:group id="_x0000_s1026" o:spid="_x0000_s1026" o:spt="203" style="position:absolute;left:0pt;margin-left:-26.35pt;margin-top:-27.1pt;height:89.6pt;width:528.6pt;z-index:251661312;mso-width-relative:page;mso-height-relative:page;" coordorigin="2472,581" coordsize="10572,1792" o:gfxdata="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">
+              <v:group id="_x0000_s1026" o:spid="_x0000_s1026" o:spt="203" style="position:absolute;left:0pt;margin-left:-26.35pt;margin-top:-27.1pt;height:89.6pt;width:528.6pt;z-index:251661312;mso-width-relative:page;mso-height-relative:page;" coordorigin="2472,581" coordsize="10572,1792" o:gfxdata="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">
                 <o:lock v:ext="edit" aspectratio="f"/>
                 <v:shape id="_x0000_s1026" o:spid="_x0000_s1026" o:spt="75" type="#_x0000_t75" style="position:absolute;left:2472;top:581;height:1793;width:1648;" filled="f" o:preferrelative="t" stroked="f" coordsize="21600,21600" o:gfxdata="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">
                   <v:fill on="f" focussize="0,0"/>
@@ -3029,9 +3029,9 @@
             </w:rPr>
             <w:fldChar w:fldCharType="end"/>
           </w:r>
-          <w:bookmarkStart w:id="0" w:name="_Toc24178_WPSOffice_Level1"/>
+          <w:bookmarkStart w:id="0" w:name="_Toc21009_WPSOffice_Level1"/>
           <w:bookmarkStart w:id="1" w:name="_Toc30143_WPSOffice_Level1"/>
-          <w:bookmarkStart w:id="2" w:name="_Toc21009_WPSOffice_Level1"/>
+          <w:bookmarkStart w:id="2" w:name="_Toc24178_WPSOffice_Level1"/>
           <w:bookmarkStart w:id="3" w:name="_Toc13806"/>
           <w:bookmarkStart w:id="4" w:name="_Toc21669"/>
         </w:p>
@@ -3927,12 +3927,12 @@
           </w14:shadow>
         </w:rPr>
       </w:pPr>
-      <w:bookmarkStart w:id="7" w:name="_Toc30875"/>
-      <w:bookmarkStart w:id="8" w:name="_Toc11015_WPSOffice_Level1"/>
+      <w:bookmarkStart w:id="7" w:name="_Toc7021_WPSOffice_Level1"/>
+      <w:bookmarkStart w:id="8" w:name="_Toc17451"/>
       <w:bookmarkStart w:id="9" w:name="_Toc18062_WPSOffice_Level1"/>
-      <w:bookmarkStart w:id="10" w:name="_Toc26912"/>
-      <w:bookmarkStart w:id="11" w:name="_Toc7021_WPSOffice_Level1"/>
-      <w:bookmarkStart w:id="12" w:name="_Toc17451"/>
+      <w:bookmarkStart w:id="10" w:name="_Toc30875"/>
+      <w:bookmarkStart w:id="11" w:name="_Toc11015_WPSOffice_Level1"/>
+      <w:bookmarkStart w:id="12" w:name="_Toc26912"/>
       <w:bookmarkStart w:id="13" w:name="_Toc3823"/>
       <w:r>
         <w:rPr>
@@ -3995,8 +3995,6 @@
         </w:rPr>
         <w:t>（CNV）</w:t>
       </w:r>
-      <w:bookmarkStart w:id="119" w:name="_GoBack"/>
-      <w:bookmarkEnd w:id="119"/>
       <w:r>
         <w:rPr>
           <w:rFonts w:ascii="Times New Roman" w:hAnsi="Times New Roman" w:eastAsia="微软雅黑" w:cs="Times New Roman"/>
@@ -4135,10 +4133,10 @@
           </w14:shadow>
         </w:rPr>
       </w:pPr>
-      <w:bookmarkStart w:id="14" w:name="_Toc23369_WPSOffice_Level1"/>
-      <w:bookmarkStart w:id="15" w:name="_Toc25920"/>
-      <w:bookmarkStart w:id="16" w:name="_Toc18058"/>
-      <w:bookmarkStart w:id="17" w:name="_Toc6221_WPSOffice_Level1"/>
+      <w:bookmarkStart w:id="14" w:name="_Toc6221_WPSOffice_Level1"/>
+      <w:bookmarkStart w:id="15" w:name="_Toc18058"/>
+      <w:bookmarkStart w:id="16" w:name="_Toc23369_WPSOffice_Level1"/>
+      <w:bookmarkStart w:id="17" w:name="_Toc25920"/>
       <w:bookmarkStart w:id="18" w:name="_Toc22290"/>
       <w:bookmarkStart w:id="19" w:name="_Toc9759"/>
       <w:bookmarkStart w:id="20" w:name="_Toc534807930"/>
@@ -4202,9 +4200,9 @@
           <w:lang w:eastAsia="zh-CN"/>
         </w:rPr>
       </w:pPr>
-      <w:bookmarkStart w:id="21" w:name="_Toc30830"/>
-      <w:bookmarkStart w:id="22" w:name="_Toc31543"/>
-      <w:bookmarkStart w:id="23" w:name="_Toc149837254"/>
+      <w:bookmarkStart w:id="21" w:name="_Toc149837254"/>
+      <w:bookmarkStart w:id="22" w:name="_Toc30830"/>
+      <w:bookmarkStart w:id="23" w:name="_Toc31543"/>
       <w:r>
         <w:rPr>
           <w:rFonts w:hint="eastAsia"/>
@@ -5605,9 +5603,459 @@
         </w:rPr>
       </w:pPr>
     </w:p>
+    <w:tbl>
+      <w:tblPr>
+        <w:tblStyle w:val="34"/>
+        <w:tblW w:w="6772" w:type="dxa"/>
+        <w:jc w:val="right"/>
+        <w:tblLayout w:type="fixed"/>
+        <w:tblCellMar>
+          <w:top w:w="0" w:type="dxa"/>
+          <w:left w:w="0" w:type="dxa"/>
+          <w:bottom w:w="0" w:type="dxa"/>
+          <w:right w:w="0" w:type="dxa"/>
+        </w:tblCellMar>
+      </w:tblPr>
+      <w:tblGrid>
+        <w:gridCol w:w="1272"/>
+        <w:gridCol w:w="2040"/>
+        <w:gridCol w:w="1166"/>
+        <w:gridCol w:w="2294"/>
+      </w:tblGrid>
+      <w:tr>
+        <w:tblPrEx>
+          <w:tblCellMar>
+            <w:top w:w="0" w:type="dxa"/>
+            <w:left w:w="0" w:type="dxa"/>
+            <w:bottom w:w="0" w:type="dxa"/>
+            <w:right w:w="0" w:type="dxa"/>
+          </w:tblCellMar>
+        </w:tblPrEx>
+        <w:trPr>
+          <w:trHeight w:val="680" w:hRule="exact"/>
+          <w:jc w:val="right"/>
+        </w:trPr>
+        <w:tc>
+          <w:tcPr>
+            <w:tcW w:w="1272" w:type="dxa"/>
+            <w:vAlign w:val="center"/>
+          </w:tcPr>
+          <w:p>
+            <w:pPr>
+              <w:pStyle w:val="20"/>
+              <w:spacing w:before="13"/>
+              <w:ind w:left="13" w:right="95"/>
+              <w:jc w:val="both"/>
+              <w:rPr>
+                <w:rFonts w:ascii="Times New Roman" w:hAnsi="Times New Roman" w:cs="Times New Roman"/>
+                <w:b/>
+                <w:sz w:val="24"/>
+                <w:szCs w:val="24"/>
+              </w:rPr>
+            </w:pPr>
+            <w:r>
+              <w:rPr>
+                <w:rFonts w:ascii="Times New Roman" w:hAnsi="Times New Roman" w:cs="Times New Roman"/>
+                <w:b/>
+                <w:sz w:val="24"/>
+                <w:szCs w:val="24"/>
+              </w:rPr>
+              <w:t>检测人：</w:t>
+            </w:r>
+          </w:p>
+        </w:tc>
+        <w:tc>
+          <w:tcPr>
+            <w:tcW w:w="2040" w:type="dxa"/>
+            <w:vAlign w:val="center"/>
+          </w:tcPr>
+          <w:p>
+            <w:pPr>
+              <w:pStyle w:val="20"/>
+              <w:spacing w:before="13"/>
+              <w:jc w:val="both"/>
+              <w:rPr>
+                <w:rFonts w:ascii="Times New Roman" w:hAnsi="Times New Roman" w:cs="Times New Roman"/>
+                <w:b/>
+                <w:sz w:val="24"/>
+                <w:szCs w:val="24"/>
+              </w:rPr>
+            </w:pPr>
+            <w:r>
+              <w:rPr>
+                <w:rFonts w:hint="eastAsia" w:ascii="Times New Roman" w:hAnsi="Times New Roman" w:cs="Times New Roman"/>
+                <w:b/>
+                <w:sz w:val="24"/>
+                <w:szCs w:val="24"/>
+              </w:rPr>
+              <w:t>{{"ty_tianjin1"|sign(64,28)}}</w:t>
+            </w:r>
+          </w:p>
+        </w:tc>
+        <w:tc>
+          <w:tcPr>
+            <w:tcW w:w="1166" w:type="dxa"/>
+            <w:vAlign w:val="center"/>
+          </w:tcPr>
+          <w:p>
+            <w:pPr>
+              <w:pStyle w:val="20"/>
+              <w:spacing w:before="13"/>
+              <w:jc w:val="both"/>
+              <w:rPr>
+                <w:rFonts w:ascii="Times New Roman" w:hAnsi="Times New Roman" w:cs="Times New Roman"/>
+                <w:b/>
+                <w:sz w:val="24"/>
+                <w:szCs w:val="24"/>
+              </w:rPr>
+            </w:pPr>
+            <w:r>
+              <w:rPr>
+                <w:rFonts w:ascii="Times New Roman" w:hAnsi="Times New Roman" w:cs="Times New Roman"/>
+                <w:b/>
+                <w:sz w:val="24"/>
+                <w:szCs w:val="24"/>
+              </w:rPr>
+              <w:t>复核人</w:t>
+            </w:r>
+            <w:r>
+              <w:rPr>
+                <w:rFonts w:ascii="Times New Roman" w:hAnsi="Times New Roman" w:cs="Times New Roman"/>
+                <w:b/>
+                <w:sz w:val="24"/>
+                <w:szCs w:val="24"/>
+                <w:lang w:eastAsia="zh-CN"/>
+              </w:rPr>
+              <w:t>：</w:t>
+            </w:r>
+          </w:p>
+        </w:tc>
+        <w:tc>
+          <w:tcPr>
+            <w:tcW w:w="2294" w:type="dxa"/>
+            <w:vAlign w:val="center"/>
+          </w:tcPr>
+          <w:p>
+            <w:pPr>
+              <w:pStyle w:val="20"/>
+              <w:spacing w:before="13"/>
+              <w:ind w:right="15"/>
+              <w:jc w:val="both"/>
+              <w:rPr>
+                <w:rFonts w:ascii="Times New Roman" w:hAnsi="Times New Roman" w:cs="Times New Roman"/>
+                <w:b/>
+                <w:sz w:val="24"/>
+                <w:szCs w:val="24"/>
+              </w:rPr>
+            </w:pPr>
+            <w:r>
+              <w:rPr>
+                <w:rFonts w:hint="eastAsia" w:ascii="Times New Roman" w:hAnsi="Times New Roman" w:cs="Times New Roman"/>
+                <w:b/>
+                <w:sz w:val="24"/>
+                <w:szCs w:val="24"/>
+              </w:rPr>
+              <w:t>{{"ty_tianjin2"|sign(59,34)}}</w:t>
+            </w:r>
+            <w:r>
+              <w:rPr>
+                <w:sz w:val="18"/>
+              </w:rPr>
+              <w:drawing>
+                <wp:anchor distT="0" distB="0" distL="114300" distR="114300" simplePos="0" relativeHeight="251663360" behindDoc="0" locked="0" layoutInCell="1" allowOverlap="1">
+                  <wp:simplePos x="0" y="0"/>
+                  <wp:positionH relativeFrom="column">
+                    <wp:posOffset>-398145</wp:posOffset>
+                  </wp:positionH>
+                  <wp:positionV relativeFrom="paragraph">
+                    <wp:posOffset>-311785</wp:posOffset>
+                  </wp:positionV>
+                  <wp:extent cx="1443355" cy="1443355"/>
+                  <wp:effectExtent l="0" t="0" r="4445" b="4445"/>
+                  <wp:wrapNone/>
+                  <wp:docPr id="21" name="图片 25"/>
+                  <wp:cNvGraphicFramePr>
+                    <a:graphicFrameLocks xmlns:a="http://schemas.openxmlformats.org/drawingml/2006/main" noChangeAspect="1"/>
+                  </wp:cNvGraphicFramePr>
+                  <a:graphic xmlns:a="http://schemas.openxmlformats.org/drawingml/2006/main">
+                    <a:graphicData uri="http://schemas.openxmlformats.org/drawingml/2006/picture">
+                      <pic:pic xmlns:pic="http://schemas.openxmlformats.org/drawingml/2006/picture">
+                        <pic:nvPicPr>
+                          <pic:cNvPr id="21" name="图片 25"/>
+                          <pic:cNvPicPr>
+                            <a:picLocks noChangeAspect="1" noChangeArrowheads="1"/>
+                          </pic:cNvPicPr>
+                        </pic:nvPicPr>
+                        <pic:blipFill>
+                          <a:blip r:embed="rId11">
+                            <a:extLst>
+                              <a:ext uri="{28A0092B-C50C-407E-A947-70E740481C1C}">
+                                <a14:useLocalDpi xmlns:a14="http://schemas.microsoft.com/office/drawing/2010/main" val="0"/>
+                              </a:ext>
+                            </a:extLst>
+                          </a:blip>
+                          <a:srcRect/>
+                          <a:stretch>
+                            <a:fillRect/>
+                          </a:stretch>
+                        </pic:blipFill>
+                        <pic:spPr>
+                          <a:xfrm>
+                            <a:off x="0" y="0"/>
+                            <a:ext cx="1443355" cy="1443355"/>
+                          </a:xfrm>
+                          <a:prstGeom prst="rect">
+                            <a:avLst/>
+                          </a:prstGeom>
+                          <a:noFill/>
+                          <a:ln>
+                            <a:noFill/>
+                          </a:ln>
+                        </pic:spPr>
+                      </pic:pic>
+                    </a:graphicData>
+                  </a:graphic>
+                </wp:anchor>
+              </w:drawing>
+            </w:r>
+          </w:p>
+        </w:tc>
+      </w:tr>
+      <w:tr>
+        <w:tblPrEx>
+          <w:tblCellMar>
+            <w:top w:w="0" w:type="dxa"/>
+            <w:left w:w="0" w:type="dxa"/>
+            <w:bottom w:w="0" w:type="dxa"/>
+            <w:right w:w="0" w:type="dxa"/>
+          </w:tblCellMar>
+        </w:tblPrEx>
+        <w:trPr>
+          <w:trHeight w:val="457" w:hRule="exact"/>
+          <w:jc w:val="right"/>
+        </w:trPr>
+        <w:tc>
+          <w:tcPr>
+            <w:tcW w:w="1272" w:type="dxa"/>
+            <w:vAlign w:val="center"/>
+          </w:tcPr>
+          <w:p>
+            <w:pPr>
+              <w:pStyle w:val="20"/>
+              <w:spacing w:line="341" w:lineRule="exact"/>
+              <w:ind w:left="13" w:right="165"/>
+              <w:jc w:val="both"/>
+              <w:rPr>
+                <w:rFonts w:ascii="Times New Roman" w:hAnsi="Times New Roman" w:cs="Times New Roman"/>
+                <w:b/>
+                <w:sz w:val="24"/>
+                <w:szCs w:val="24"/>
+              </w:rPr>
+            </w:pPr>
+            <w:r>
+              <w:rPr>
+                <w:rFonts w:ascii="Times New Roman" w:hAnsi="Times New Roman" w:cs="Times New Roman"/>
+                <w:b/>
+                <w:sz w:val="24"/>
+                <w:szCs w:val="24"/>
+              </w:rPr>
+              <w:t>日</w:t>
+            </w:r>
+            <w:r>
+              <w:rPr>
+                <w:rFonts w:ascii="Times New Roman" w:hAnsi="Times New Roman" w:cs="Times New Roman"/>
+                <w:b/>
+                <w:sz w:val="24"/>
+                <w:szCs w:val="24"/>
+                <w:lang w:eastAsia="zh-CN"/>
+              </w:rPr>
+              <w:t xml:space="preserve">  </w:t>
+            </w:r>
+            <w:r>
+              <w:rPr>
+                <w:rFonts w:ascii="Times New Roman" w:hAnsi="Times New Roman" w:cs="Times New Roman"/>
+                <w:b/>
+                <w:sz w:val="24"/>
+                <w:szCs w:val="24"/>
+              </w:rPr>
+              <w:t>期：</w:t>
+            </w:r>
+          </w:p>
+        </w:tc>
+        <w:tc>
+          <w:tcPr>
+            <w:tcW w:w="2040" w:type="dxa"/>
+            <w:vAlign w:val="center"/>
+          </w:tcPr>
+          <w:p>
+            <w:pPr>
+              <w:pStyle w:val="20"/>
+              <w:spacing w:line="363" w:lineRule="exact"/>
+              <w:jc w:val="both"/>
+              <w:rPr>
+                <w:rFonts w:ascii="Times New Roman" w:hAnsi="Times New Roman" w:cs="Times New Roman"/>
+                <w:sz w:val="24"/>
+                <w:szCs w:val="24"/>
+              </w:rPr>
+            </w:pPr>
+            <w:r>
+              <w:rPr>
+                <w:rFonts w:ascii="Times New Roman" w:hAnsi="Times New Roman" w:cs="Times New Roman"/>
+                <w:kern w:val="2"/>
+                <w:sz w:val="24"/>
+                <w:szCs w:val="24"/>
+                <w:lang w:eastAsia="zh-CN"/>
+              </w:rPr>
+              <w:t>{{ reportdate }}</w:t>
+            </w:r>
+          </w:p>
+        </w:tc>
+        <w:tc>
+          <w:tcPr>
+            <w:tcW w:w="1166" w:type="dxa"/>
+            <w:vAlign w:val="center"/>
+          </w:tcPr>
+          <w:p>
+            <w:pPr>
+              <w:pStyle w:val="20"/>
+              <w:spacing w:line="341" w:lineRule="exact"/>
+              <w:jc w:val="both"/>
+              <w:rPr>
+                <w:rFonts w:ascii="Times New Roman" w:hAnsi="Times New Roman" w:cs="Times New Roman"/>
+                <w:b/>
+                <w:sz w:val="24"/>
+                <w:szCs w:val="24"/>
+              </w:rPr>
+            </w:pPr>
+            <w:r>
+              <w:rPr>
+                <w:rFonts w:ascii="Times New Roman" w:hAnsi="Times New Roman" w:cs="Times New Roman"/>
+                <w:b/>
+                <w:sz w:val="24"/>
+                <w:szCs w:val="24"/>
+              </w:rPr>
+              <w:t>日</w:t>
+            </w:r>
+            <w:r>
+              <w:rPr>
+                <w:rFonts w:ascii="Times New Roman" w:hAnsi="Times New Roman" w:cs="Times New Roman"/>
+                <w:b/>
+                <w:sz w:val="24"/>
+                <w:szCs w:val="24"/>
+                <w:lang w:eastAsia="zh-CN"/>
+              </w:rPr>
+              <w:t xml:space="preserve">  </w:t>
+            </w:r>
+            <w:r>
+              <w:rPr>
+                <w:rFonts w:ascii="Times New Roman" w:hAnsi="Times New Roman" w:cs="Times New Roman"/>
+                <w:b/>
+                <w:sz w:val="24"/>
+                <w:szCs w:val="24"/>
+              </w:rPr>
+              <w:t>期：</w:t>
+            </w:r>
+          </w:p>
+        </w:tc>
+        <w:tc>
+          <w:tcPr>
+            <w:tcW w:w="2294" w:type="dxa"/>
+            <w:vAlign w:val="center"/>
+          </w:tcPr>
+          <w:p>
+            <w:pPr>
+              <w:pStyle w:val="20"/>
+              <w:spacing w:line="363" w:lineRule="exact"/>
+              <w:ind w:right="15"/>
+              <w:jc w:val="both"/>
+              <w:rPr>
+                <w:rFonts w:ascii="Times New Roman" w:hAnsi="Times New Roman" w:cs="Times New Roman"/>
+                <w:sz w:val="24"/>
+                <w:szCs w:val="24"/>
+              </w:rPr>
+            </w:pPr>
+            <w:r>
+              <w:rPr>
+                <w:rFonts w:ascii="Times New Roman" w:hAnsi="Times New Roman" w:cs="Times New Roman"/>
+                <w:kern w:val="2"/>
+                <w:sz w:val="24"/>
+                <w:szCs w:val="24"/>
+                <w:lang w:eastAsia="zh-CN"/>
+              </w:rPr>
+              <w:t>{{ reportdate }}</w:t>
+            </w:r>
+          </w:p>
+        </w:tc>
+      </w:tr>
+    </w:tbl>
     <w:p>
       <w:pPr>
         <w:rPr>
+          <w:rFonts w:ascii="Times New Roman" w:hAnsi="Times New Roman" w:eastAsia="微软雅黑" w:cs="Times New Roman"/>
+          <w:sz w:val="24"/>
+          <w:szCs w:val="24"/>
+          <w:lang w:eastAsia="zh-CN"/>
+        </w:rPr>
+      </w:pPr>
+      <w:r>
+        <w:rPr>
+          <w:rFonts w:hint="eastAsia" w:ascii="Times New Roman" w:hAnsi="Times New Roman" w:eastAsia="微软雅黑" w:cs="Times New Roman"/>
+          <w:sz w:val="24"/>
+          <w:szCs w:val="24"/>
+          <w:lang w:eastAsia="zh-CN"/>
+        </w:rPr>
+        <w:t xml:space="preserve">{% endif %}{% if testedby == </w:t>
+      </w:r>
+      <w:r>
+        <w:rPr>
+          <w:rFonts w:ascii="Times New Roman" w:hAnsi="Times New Roman" w:eastAsia="微软雅黑" w:cs="Times New Roman"/>
+          <w:sz w:val="24"/>
+          <w:szCs w:val="24"/>
+          <w:lang w:eastAsia="zh-CN"/>
+        </w:rPr>
+        <w:t>“</w:t>
+      </w:r>
+      <w:r>
+        <w:rPr>
+          <w:rFonts w:hint="eastAsia" w:ascii="Times New Roman" w:hAnsi="Times New Roman" w:eastAsia="微软雅黑" w:cs="Times New Roman"/>
+          <w:sz w:val="24"/>
+          <w:szCs w:val="24"/>
+          <w:lang w:eastAsia="zh-CN"/>
+        </w:rPr>
+        <w:t>2</w:t>
+      </w:r>
+      <w:r>
+        <w:rPr>
+          <w:rFonts w:ascii="Times New Roman" w:hAnsi="Times New Roman" w:eastAsia="微软雅黑" w:cs="Times New Roman"/>
+          <w:sz w:val="24"/>
+          <w:szCs w:val="24"/>
+          <w:lang w:eastAsia="zh-CN"/>
+        </w:rPr>
+        <w:t>”</w:t>
+      </w:r>
+      <w:r>
+        <w:rPr>
+          <w:rFonts w:hint="eastAsia" w:ascii="Times New Roman" w:hAnsi="Times New Roman" w:eastAsia="微软雅黑" w:cs="Times New Roman"/>
+          <w:sz w:val="24"/>
+          <w:szCs w:val="24"/>
+          <w:lang w:eastAsia="zh-CN"/>
+        </w:rPr>
+        <w:t xml:space="preserve"> %}</w:t>
+      </w:r>
+    </w:p>
+    <w:p>
+      <w:pPr>
+        <w:rPr>
+          <w:rFonts w:hint="default"/>
+          <w:sz w:val="24"/>
+          <w:lang w:val="en-US" w:eastAsia="zh-CN"/>
+        </w:rPr>
+      </w:pPr>
+    </w:p>
+    <w:p>
+      <w:pPr>
+        <w:rPr>
+          <w:sz w:val="24"/>
           <w:lang w:eastAsia="zh-CN"/>
         </w:rPr>
       </w:pPr>
@@ -5641,7 +6089,7 @@
           </w:tblCellMar>
         </w:tblPrEx>
         <w:trPr>
-          <w:trHeight w:val="441" w:hRule="exact"/>
+          <w:trHeight w:val="680" w:hRule="exact"/>
           <w:jc w:val="right"/>
         </w:trPr>
         <w:tc>
@@ -5692,192 +6140,12 @@
             </w:pPr>
             <w:r>
               <w:rPr>
-                <w:sz w:val="22"/>
-              </w:rPr>
-              <mc:AlternateContent>
-                <mc:Choice Requires="wpg">
-                  <w:drawing>
-                    <wp:anchor distT="0" distB="0" distL="114300" distR="114300" simplePos="0" relativeHeight="251663360" behindDoc="0" locked="0" layoutInCell="1" allowOverlap="1">
-                      <wp:simplePos x="0" y="0"/>
-                      <wp:positionH relativeFrom="column">
-                        <wp:posOffset>7620</wp:posOffset>
-                      </wp:positionH>
-                      <wp:positionV relativeFrom="paragraph">
-                        <wp:posOffset>-480060</wp:posOffset>
-                      </wp:positionV>
-                      <wp:extent cx="3058160" cy="1442720"/>
-                      <wp:effectExtent l="0" t="0" r="5080" b="5080"/>
-                      <wp:wrapNone/>
-                      <wp:docPr id="9" name="组合 9"/>
-                      <wp:cNvGraphicFramePr/>
-                      <a:graphic xmlns:a="http://schemas.openxmlformats.org/drawingml/2006/main">
-                        <a:graphicData uri="http://schemas.microsoft.com/office/word/2010/wordprocessingGroup">
-                          <wpg:wgp>
-                            <wpg:cNvGrpSpPr/>
-                            <wpg:grpSpPr>
-                              <a:xfrm>
-                                <a:off x="0" y="0"/>
-                                <a:ext cx="3058160" cy="1442720"/>
-                                <a:chOff x="19211" y="18842"/>
-                                <a:chExt cx="4816" cy="2272"/>
-                              </a:xfrm>
-                            </wpg:grpSpPr>
-                            <wpg:grpSp>
-                              <wpg:cNvPr id="10" name="组合 6"/>
-                              <wpg:cNvGrpSpPr/>
-                              <wpg:grpSpPr>
-                                <a:xfrm>
-                                  <a:off x="19211" y="18842"/>
-                                  <a:ext cx="4816" cy="2273"/>
-                                  <a:chOff x="19199" y="18902"/>
-                                  <a:chExt cx="4816" cy="2273"/>
-                                </a:xfrm>
-                              </wpg:grpSpPr>
-                              <pic:pic xmlns:pic="http://schemas.openxmlformats.org/drawingml/2006/picture">
-                                <pic:nvPicPr>
-                                  <pic:cNvPr id="16" name="图片 6" descr="蔡冬雪"/>
-                                  <pic:cNvPicPr>
-                                    <a:picLocks noChangeAspect="1"/>
-                                  </pic:cNvPicPr>
-                                </pic:nvPicPr>
-                                <pic:blipFill>
-                                  <a:blip r:embed="rId11">
-                                    <a:clrChange>
-                                      <a:clrFrom>
-                                        <a:srgbClr val="FFFFFF">
-                                          <a:alpha val="100000"/>
-                                        </a:srgbClr>
-                                      </a:clrFrom>
-                                      <a:clrTo>
-                                        <a:srgbClr val="FFFFFF">
-                                          <a:alpha val="100000"/>
-                                          <a:alpha val="0"/>
-                                        </a:srgbClr>
-                                      </a:clrTo>
-                                    </a:clrChange>
-                                  </a:blip>
-                                  <a:srcRect l="18656" t="33322" r="18897" b="26699"/>
-                                  <a:stretch>
-                                    <a:fillRect/>
-                                  </a:stretch>
-                                </pic:blipFill>
-                                <pic:spPr>
-                                  <a:xfrm>
-                                    <a:off x="19199" y="19551"/>
-                                    <a:ext cx="1261" cy="566"/>
-                                  </a:xfrm>
-                                  <a:prstGeom prst="rect">
-                                    <a:avLst/>
-                                  </a:prstGeom>
-                                </pic:spPr>
-                              </pic:pic>
-                              <pic:pic xmlns:pic="http://schemas.openxmlformats.org/drawingml/2006/picture">
-                                <pic:nvPicPr>
-                                  <pic:cNvPr id="21" name="图片 25"/>
-                                  <pic:cNvPicPr>
-                                    <a:picLocks noChangeAspect="1" noChangeArrowheads="1"/>
-                                  </pic:cNvPicPr>
-                                </pic:nvPicPr>
-                                <pic:blipFill>
-                                  <a:blip r:embed="rId12">
-                                    <a:extLst>
-                                      <a:ext uri="{28A0092B-C50C-407E-A947-70E740481C1C}">
-                                        <a14:useLocalDpi xmlns:a14="http://schemas.microsoft.com/office/drawing/2010/main" val="0"/>
-                                      </a:ext>
-                                    </a:extLst>
-                                  </a:blip>
-                                  <a:srcRect/>
-                                  <a:stretch>
-                                    <a:fillRect/>
-                                  </a:stretch>
-                                </pic:blipFill>
-                                <pic:spPr>
-                                  <a:xfrm>
-                                    <a:off x="21742" y="18902"/>
-                                    <a:ext cx="2273" cy="2273"/>
-                                  </a:xfrm>
-                                  <a:prstGeom prst="rect">
-                                    <a:avLst/>
-                                  </a:prstGeom>
-                                  <a:noFill/>
-                                  <a:ln>
-                                    <a:noFill/>
-                                  </a:ln>
-                                </pic:spPr>
-                              </pic:pic>
-                            </wpg:grpSp>
-                            <pic:pic xmlns:pic="http://schemas.openxmlformats.org/drawingml/2006/picture">
-                              <pic:nvPicPr>
-                                <pic:cNvPr id="4" name="图片 4" descr="王建丽"/>
-                                <pic:cNvPicPr>
-                                  <a:picLocks noChangeAspect="1"/>
-                                </pic:cNvPicPr>
-                              </pic:nvPicPr>
-                              <pic:blipFill>
-                                <a:blip r:embed="rId13">
-                                  <a:clrChange>
-                                    <a:clrFrom>
-                                      <a:srgbClr val="FFFFFF">
-                                        <a:alpha val="100000"/>
-                                      </a:srgbClr>
-                                    </a:clrFrom>
-                                    <a:clrTo>
-                                      <a:srgbClr val="FFFFFF">
-                                        <a:alpha val="100000"/>
-                                        <a:alpha val="0"/>
-                                      </a:srgbClr>
-                                    </a:clrTo>
-                                  </a:clrChange>
-                                </a:blip>
-                                <a:stretch>
-                                  <a:fillRect/>
-                                </a:stretch>
-                              </pic:blipFill>
-                              <pic:spPr>
-                                <a:xfrm>
-                                  <a:off x="22261" y="19395"/>
-                                  <a:ext cx="1258" cy="713"/>
-                                </a:xfrm>
-                                <a:prstGeom prst="rect">
-                                  <a:avLst/>
-                                </a:prstGeom>
-                              </pic:spPr>
-                            </pic:pic>
-                          </wpg:wgp>
-                        </a:graphicData>
-                      </a:graphic>
-                    </wp:anchor>
-                  </w:drawing>
-                </mc:Choice>
-                <mc:Fallback>
-                  <w:pict>
-                    <v:group id="_x0000_s1026" o:spid="_x0000_s1026" o:spt="203" style="position:absolute;left:0pt;margin-left:0.6pt;margin-top:-37.8pt;height:113.6pt;width:240.8pt;z-index:251663360;mso-width-relative:page;mso-height-relative:page;" coordorigin="19211,18842" coordsize="4816,2272" o:gfxdata="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">
-                      <o:lock v:ext="edit" aspectratio="f"/>
-                      <v:group id="组合 6" o:spid="_x0000_s1026" o:spt="203" style="position:absolute;left:19211;top:18842;height:2273;width:4816;" coordorigin="19199,18902" coordsize="4816,2273" o:gfxdata="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">
-                        <o:lock v:ext="edit" aspectratio="f"/>
-                        <v:shape id="图片 6" o:spid="_x0000_s1026" o:spt="75" alt="蔡冬雪" type="#_x0000_t75" style="position:absolute;left:19199;top:19551;height:566;width:1261;" filled="f" o:preferrelative="t" stroked="f" coordsize="21600,21600" o:gfxdata="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">
-                          <v:fill on="f" focussize="0,0"/>
-                          <v:stroke on="f"/>
-                          <v:imagedata r:id="rId11" cropleft="12226f" croptop="21838f" cropright="12384f" cropbottom="17497f" chromakey="#FFFFFF" o:title=""/>
-                          <o:lock v:ext="edit" aspectratio="t"/>
-                        </v:shape>
-                        <v:shape id="图片 25" o:spid="_x0000_s1026" o:spt="75" type="#_x0000_t75" style="position:absolute;left:21742;top:18902;height:2273;width:2273;" filled="f" o:preferrelative="t" stroked="f" coordsize="21600,21600" o:gfxdata="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">
-                          <v:fill on="f" focussize="0,0"/>
-                          <v:stroke on="f"/>
-                          <v:imagedata r:id="rId12" o:title=""/>
-                          <o:lock v:ext="edit" aspectratio="t"/>
-                        </v:shape>
-                      </v:group>
-                      <v:shape id="_x0000_s1026" o:spid="_x0000_s1026" o:spt="75" alt="王建丽" type="#_x0000_t75" style="position:absolute;left:22261;top:19395;height:713;width:1258;" filled="f" o:preferrelative="t" stroked="f" coordsize="21600,21600" o:gfxdata="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">
-                        <v:fill on="f" focussize="0,0"/>
-                        <v:stroke on="f"/>
-                        <v:imagedata r:id="rId13" chromakey="#FFFFFF" o:title=""/>
-                        <o:lock v:ext="edit" aspectratio="t"/>
-                      </v:shape>
-                    </v:group>
-                  </w:pict>
-                </mc:Fallback>
-              </mc:AlternateContent>
+                <w:rFonts w:hint="eastAsia" w:ascii="Times New Roman" w:hAnsi="Times New Roman" w:cs="Times New Roman"/>
+                <w:b/>
+                <w:sz w:val="24"/>
+                <w:szCs w:val="24"/>
+              </w:rPr>
+              <w:t>{{"ty_guangzhou1"|sign(62,34)}}</w:t>
             </w:r>
           </w:p>
         </w:tc>
@@ -5937,6 +6205,76 @@
                 <w:szCs w:val="24"/>
               </w:rPr>
             </w:pPr>
+            <w:r>
+              <w:rPr>
+                <w:rFonts w:hint="eastAsia" w:ascii="Times New Roman" w:hAnsi="Times New Roman" w:cs="Times New Roman"/>
+                <w:b/>
+                <w:sz w:val="24"/>
+                <w:szCs w:val="24"/>
+              </w:rPr>
+              <w:t>{{"ty_guangzhou2"|sign(59,34)}}</w:t>
+            </w:r>
+            <w:r>
+              <w:rPr>
+                <w:sz w:val="24"/>
+              </w:rPr>
+              <w:drawing>
+                <wp:anchor distT="0" distB="0" distL="114300" distR="114300" simplePos="0" relativeHeight="251664384" behindDoc="0" locked="0" layoutInCell="1" allowOverlap="1">
+                  <wp:simplePos x="0" y="0"/>
+                  <wp:positionH relativeFrom="column">
+                    <wp:posOffset>-375285</wp:posOffset>
+                  </wp:positionH>
+                  <wp:positionV relativeFrom="paragraph">
+                    <wp:posOffset>-391795</wp:posOffset>
+                  </wp:positionV>
+                  <wp:extent cx="1443355" cy="1443355"/>
+                  <wp:effectExtent l="0" t="0" r="4445" b="4445"/>
+                  <wp:wrapNone/>
+                  <wp:docPr id="14" name="图片 25"/>
+                  <wp:cNvGraphicFramePr>
+                    <a:graphicFrameLocks xmlns:a="http://schemas.openxmlformats.org/drawingml/2006/main" noChangeAspect="1"/>
+                  </wp:cNvGraphicFramePr>
+                  <a:graphic xmlns:a="http://schemas.openxmlformats.org/drawingml/2006/main">
+                    <a:graphicData uri="http://schemas.openxmlformats.org/drawingml/2006/picture">
+                      <pic:pic xmlns:pic="http://schemas.openxmlformats.org/drawingml/2006/picture">
+                        <pic:nvPicPr>
+                          <pic:cNvPr id="14" name="图片 25"/>
+                          <pic:cNvPicPr>
+                            <a:picLocks noChangeAspect="1" noChangeArrowheads="1"/>
+                          </pic:cNvPicPr>
+                        </pic:nvPicPr>
+                        <pic:blipFill>
+                          <a:blip r:embed="rId11">
+                            <a:extLst>
+                              <a:ext uri="{28A0092B-C50C-407E-A947-70E740481C1C}">
+                                <a14:useLocalDpi xmlns:a14="http://schemas.microsoft.com/office/drawing/2010/main" val="0"/>
+                              </a:ext>
+                            </a:extLst>
+                          </a:blip>
+                          <a:srcRect/>
+                          <a:stretch>
+                            <a:fillRect/>
+                          </a:stretch>
+                        </pic:blipFill>
+                        <pic:spPr>
+                          <a:xfrm>
+                            <a:off x="0" y="0"/>
+                            <a:ext cx="1443355" cy="1443355"/>
+                          </a:xfrm>
+                          <a:prstGeom prst="rect">
+                            <a:avLst/>
+                          </a:prstGeom>
+                          <a:noFill/>
+                          <a:ln>
+                            <a:noFill/>
+                          </a:ln>
+                        </pic:spPr>
+                      </pic:pic>
+                    </a:graphicData>
+                  </a:graphic>
+                </wp:anchor>
+              </w:drawing>
+            </w:r>
           </w:p>
         </w:tc>
       </w:tr>
@@ -6110,577 +6448,6 @@
     <w:p>
       <w:pPr>
         <w:rPr>
-          <w:rFonts w:ascii="Times New Roman" w:hAnsi="Times New Roman" w:eastAsia="微软雅黑" w:cs="Times New Roman"/>
-          <w:sz w:val="24"/>
-          <w:szCs w:val="24"/>
-          <w:lang w:eastAsia="zh-CN"/>
-        </w:rPr>
-      </w:pPr>
-      <w:r>
-        <w:rPr>
-          <w:rFonts w:hint="eastAsia" w:ascii="Times New Roman" w:hAnsi="Times New Roman" w:eastAsia="微软雅黑" w:cs="Times New Roman"/>
-          <w:sz w:val="24"/>
-          <w:szCs w:val="24"/>
-          <w:lang w:eastAsia="zh-CN"/>
-        </w:rPr>
-        <w:t xml:space="preserve">{% endif %}{% if testedby == </w:t>
-      </w:r>
-      <w:r>
-        <w:rPr>
-          <w:rFonts w:ascii="Times New Roman" w:hAnsi="Times New Roman" w:eastAsia="微软雅黑" w:cs="Times New Roman"/>
-          <w:sz w:val="24"/>
-          <w:szCs w:val="24"/>
-          <w:lang w:eastAsia="zh-CN"/>
-        </w:rPr>
-        <w:t>“</w:t>
-      </w:r>
-      <w:r>
-        <w:rPr>
-          <w:rFonts w:hint="eastAsia" w:ascii="Times New Roman" w:hAnsi="Times New Roman" w:eastAsia="微软雅黑" w:cs="Times New Roman"/>
-          <w:sz w:val="24"/>
-          <w:szCs w:val="24"/>
-          <w:lang w:eastAsia="zh-CN"/>
-        </w:rPr>
-        <w:t>2</w:t>
-      </w:r>
-      <w:r>
-        <w:rPr>
-          <w:rFonts w:ascii="Times New Roman" w:hAnsi="Times New Roman" w:eastAsia="微软雅黑" w:cs="Times New Roman"/>
-          <w:sz w:val="24"/>
-          <w:szCs w:val="24"/>
-          <w:lang w:eastAsia="zh-CN"/>
-        </w:rPr>
-        <w:t>”</w:t>
-      </w:r>
-      <w:r>
-        <w:rPr>
-          <w:rFonts w:hint="eastAsia" w:ascii="Times New Roman" w:hAnsi="Times New Roman" w:eastAsia="微软雅黑" w:cs="Times New Roman"/>
-          <w:sz w:val="24"/>
-          <w:szCs w:val="24"/>
-          <w:lang w:eastAsia="zh-CN"/>
-        </w:rPr>
-        <w:t xml:space="preserve"> %}</w:t>
-      </w:r>
-    </w:p>
-    <w:p>
-      <w:pPr>
-        <w:rPr>
-          <w:rFonts w:hint="default"/>
-          <w:sz w:val="24"/>
-          <w:lang w:val="en-US" w:eastAsia="zh-CN"/>
-        </w:rPr>
-      </w:pPr>
-    </w:p>
-    <w:p>
-      <w:pPr>
-        <w:rPr>
-          <w:sz w:val="24"/>
-          <w:lang w:eastAsia="zh-CN"/>
-        </w:rPr>
-      </w:pPr>
-    </w:p>
-    <w:tbl>
-      <w:tblPr>
-        <w:tblStyle w:val="34"/>
-        <w:tblW w:w="6772" w:type="dxa"/>
-        <w:jc w:val="right"/>
-        <w:tblLayout w:type="fixed"/>
-        <w:tblCellMar>
-          <w:top w:w="0" w:type="dxa"/>
-          <w:left w:w="0" w:type="dxa"/>
-          <w:bottom w:w="0" w:type="dxa"/>
-          <w:right w:w="0" w:type="dxa"/>
-        </w:tblCellMar>
-      </w:tblPr>
-      <w:tblGrid>
-        <w:gridCol w:w="1272"/>
-        <w:gridCol w:w="2040"/>
-        <w:gridCol w:w="1166"/>
-        <w:gridCol w:w="2294"/>
-      </w:tblGrid>
-      <w:tr>
-        <w:tblPrEx>
-          <w:tblCellMar>
-            <w:top w:w="0" w:type="dxa"/>
-            <w:left w:w="0" w:type="dxa"/>
-            <w:bottom w:w="0" w:type="dxa"/>
-            <w:right w:w="0" w:type="dxa"/>
-          </w:tblCellMar>
-        </w:tblPrEx>
-        <w:trPr>
-          <w:trHeight w:val="441" w:hRule="exact"/>
-          <w:jc w:val="right"/>
-        </w:trPr>
-        <w:tc>
-          <w:tcPr>
-            <w:tcW w:w="1272" w:type="dxa"/>
-            <w:vAlign w:val="center"/>
-          </w:tcPr>
-          <w:p>
-            <w:pPr>
-              <w:pStyle w:val="20"/>
-              <w:spacing w:before="13"/>
-              <w:ind w:left="13" w:right="95"/>
-              <w:jc w:val="both"/>
-              <w:rPr>
-                <w:rFonts w:ascii="Times New Roman" w:hAnsi="Times New Roman" w:cs="Times New Roman"/>
-                <w:b/>
-                <w:sz w:val="24"/>
-                <w:szCs w:val="24"/>
-              </w:rPr>
-            </w:pPr>
-            <w:r>
-              <w:rPr>
-                <w:rFonts w:ascii="Times New Roman" w:hAnsi="Times New Roman" w:cs="Times New Roman"/>
-                <w:b/>
-                <w:sz w:val="24"/>
-                <w:szCs w:val="24"/>
-              </w:rPr>
-              <w:t>检测人：</w:t>
-            </w:r>
-          </w:p>
-        </w:tc>
-        <w:tc>
-          <w:tcPr>
-            <w:tcW w:w="2040" w:type="dxa"/>
-            <w:vAlign w:val="center"/>
-          </w:tcPr>
-          <w:p>
-            <w:pPr>
-              <w:pStyle w:val="20"/>
-              <w:spacing w:before="13"/>
-              <w:jc w:val="both"/>
-              <w:rPr>
-                <w:rFonts w:ascii="Times New Roman" w:hAnsi="Times New Roman" w:cs="Times New Roman"/>
-                <w:b/>
-                <w:sz w:val="24"/>
-                <w:szCs w:val="24"/>
-              </w:rPr>
-            </w:pPr>
-            <w:r>
-              <w:rPr>
-                <w:sz w:val="22"/>
-              </w:rPr>
-              <mc:AlternateContent>
-                <mc:Choice Requires="wpg">
-                  <w:drawing>
-                    <wp:anchor distT="0" distB="0" distL="114300" distR="114300" simplePos="0" relativeHeight="251664384" behindDoc="0" locked="0" layoutInCell="1" allowOverlap="1">
-                      <wp:simplePos x="0" y="0"/>
-                      <wp:positionH relativeFrom="column">
-                        <wp:posOffset>0</wp:posOffset>
-                      </wp:positionH>
-                      <wp:positionV relativeFrom="paragraph">
-                        <wp:posOffset>-370840</wp:posOffset>
-                      </wp:positionV>
-                      <wp:extent cx="3134360" cy="1443355"/>
-                      <wp:effectExtent l="0" t="0" r="5080" b="4445"/>
-                      <wp:wrapNone/>
-                      <wp:docPr id="6" name="组合 6"/>
-                      <wp:cNvGraphicFramePr/>
-                      <a:graphic xmlns:a="http://schemas.openxmlformats.org/drawingml/2006/main">
-                        <a:graphicData uri="http://schemas.microsoft.com/office/word/2010/wordprocessingGroup">
-                          <wpg:wgp>
-                            <wpg:cNvGrpSpPr/>
-                            <wpg:grpSpPr>
-                              <a:xfrm>
-                                <a:off x="0" y="0"/>
-                                <a:ext cx="3134360" cy="1443355"/>
-                                <a:chOff x="19199" y="20810"/>
-                                <a:chExt cx="4936" cy="2273"/>
-                              </a:xfrm>
-                            </wpg:grpSpPr>
-                            <wpg:grpSp>
-                              <wpg:cNvPr id="15" name="组合 23"/>
-                              <wpg:cNvGrpSpPr/>
-                              <wpg:grpSpPr>
-                                <a:xfrm>
-                                  <a:off x="19199" y="20810"/>
-                                  <a:ext cx="4936" cy="2273"/>
-                                  <a:chOff x="19199" y="20810"/>
-                                  <a:chExt cx="4936" cy="2273"/>
-                                </a:xfrm>
-                              </wpg:grpSpPr>
-                              <pic:pic xmlns:pic="http://schemas.openxmlformats.org/drawingml/2006/picture">
-                                <pic:nvPicPr>
-                                  <pic:cNvPr id="17" name="图片 1"/>
-                                  <pic:cNvPicPr>
-                                    <a:picLocks noChangeAspect="1"/>
-                                  </pic:cNvPicPr>
-                                </pic:nvPicPr>
-                                <pic:blipFill>
-                                  <a:blip r:embed="rId14">
-                                    <a:clrChange>
-                                      <a:clrFrom>
-                                        <a:srgbClr val="FFFFFF">
-                                          <a:alpha val="100000"/>
-                                        </a:srgbClr>
-                                      </a:clrFrom>
-                                      <a:clrTo>
-                                        <a:srgbClr val="FFFFFF">
-                                          <a:alpha val="100000"/>
-                                          <a:alpha val="0"/>
-                                        </a:srgbClr>
-                                      </a:clrTo>
-                                    </a:clrChange>
-                                  </a:blip>
-                                  <a:srcRect l="10922" t="11667"/>
-                                  <a:stretch>
-                                    <a:fillRect/>
-                                  </a:stretch>
-                                </pic:blipFill>
-                                <pic:spPr>
-                                  <a:xfrm>
-                                    <a:off x="19199" y="21203"/>
-                                    <a:ext cx="1672" cy="901"/>
-                                  </a:xfrm>
-                                  <a:prstGeom prst="rect">
-                                    <a:avLst/>
-                                  </a:prstGeom>
-                                  <a:noFill/>
-                                  <a:ln>
-                                    <a:noFill/>
-                                  </a:ln>
-                                </pic:spPr>
-                              </pic:pic>
-                              <pic:pic xmlns:pic="http://schemas.openxmlformats.org/drawingml/2006/picture">
-                                <pic:nvPicPr>
-                                  <pic:cNvPr id="18" name="图片 25"/>
-                                  <pic:cNvPicPr>
-                                    <a:picLocks noChangeAspect="1" noChangeArrowheads="1"/>
-                                  </pic:cNvPicPr>
-                                </pic:nvPicPr>
-                                <pic:blipFill>
-                                  <a:blip r:embed="rId12">
-                                    <a:extLst>
-                                      <a:ext uri="{28A0092B-C50C-407E-A947-70E740481C1C}">
-                                        <a14:useLocalDpi xmlns:a14="http://schemas.microsoft.com/office/drawing/2010/main" val="0"/>
-                                      </a:ext>
-                                    </a:extLst>
-                                  </a:blip>
-                                  <a:srcRect/>
-                                  <a:stretch>
-                                    <a:fillRect/>
-                                  </a:stretch>
-                                </pic:blipFill>
-                                <pic:spPr>
-                                  <a:xfrm>
-                                    <a:off x="21862" y="20810"/>
-                                    <a:ext cx="2273" cy="2273"/>
-                                  </a:xfrm>
-                                  <a:prstGeom prst="rect">
-                                    <a:avLst/>
-                                  </a:prstGeom>
-                                  <a:noFill/>
-                                  <a:ln>
-                                    <a:noFill/>
-                                  </a:ln>
-                                </pic:spPr>
-                              </pic:pic>
-                            </wpg:grpSp>
-                            <pic:pic xmlns:pic="http://schemas.openxmlformats.org/drawingml/2006/picture">
-                              <pic:nvPicPr>
-                                <pic:cNvPr id="19" name="图片 11" descr="王建丽"/>
-                                <pic:cNvPicPr>
-                                  <a:picLocks noChangeAspect="1"/>
-                                </pic:cNvPicPr>
-                              </pic:nvPicPr>
-                              <pic:blipFill>
-                                <a:blip r:embed="rId13">
-                                  <a:clrChange>
-                                    <a:clrFrom>
-                                      <a:srgbClr val="FFFFFF">
-                                        <a:alpha val="100000"/>
-                                      </a:srgbClr>
-                                    </a:clrFrom>
-                                    <a:clrTo>
-                                      <a:srgbClr val="FFFFFF">
-                                        <a:alpha val="100000"/>
-                                        <a:alpha val="0"/>
-                                      </a:srgbClr>
-                                    </a:clrTo>
-                                  </a:clrChange>
-                                </a:blip>
-                                <a:stretch>
-                                  <a:fillRect/>
-                                </a:stretch>
-                              </pic:blipFill>
-                              <pic:spPr>
-                                <a:xfrm>
-                                  <a:off x="22321" y="21215"/>
-                                  <a:ext cx="1488" cy="842"/>
-                                </a:xfrm>
-                                <a:prstGeom prst="rect">
-                                  <a:avLst/>
-                                </a:prstGeom>
-                              </pic:spPr>
-                            </pic:pic>
-                          </wpg:wgp>
-                        </a:graphicData>
-                      </a:graphic>
-                    </wp:anchor>
-                  </w:drawing>
-                </mc:Choice>
-                <mc:Fallback>
-                  <w:pict>
-                    <v:group id="_x0000_s1026" o:spid="_x0000_s1026" o:spt="203" style="position:absolute;left:0pt;margin-left:0pt;margin-top:-29.2pt;height:113.65pt;width:246.8pt;z-index:251664384;mso-width-relative:page;mso-height-relative:page;" coordorigin="19199,20810" coordsize="4936,2273" o:gfxdata="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">
-                      <o:lock v:ext="edit" aspectratio="f"/>
-                      <v:group id="组合 23" o:spid="_x0000_s1026" o:spt="203" style="position:absolute;left:19199;top:20810;height:2273;width:4936;" coordorigin="19199,20810" coordsize="4936,2273" o:gfxdata="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">
-                        <o:lock v:ext="edit" aspectratio="f"/>
-                        <v:shape id="图片 1" o:spid="_x0000_s1026" o:spt="75" type="#_x0000_t75" style="position:absolute;left:19199;top:21203;height:901;width:1672;" filled="f" o:preferrelative="t" stroked="f" coordsize="21600,21600" o:gfxdata="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">
-                          <v:fill on="f" focussize="0,0"/>
-                          <v:stroke on="f"/>
-                          <v:imagedata r:id="rId14" cropleft="7158f" croptop="7646f" chromakey="#FFFFFF" o:title=""/>
-                          <o:lock v:ext="edit" aspectratio="t"/>
-                        </v:shape>
-                        <v:shape id="图片 25" o:spid="_x0000_s1026" o:spt="75" type="#_x0000_t75" style="position:absolute;left:21862;top:20810;height:2273;width:2273;" filled="f" o:preferrelative="t" stroked="f" coordsize="21600,21600" o:gfxdata="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">
-                          <v:fill on="f" focussize="0,0"/>
-                          <v:stroke on="f"/>
-                          <v:imagedata r:id="rId12" o:title=""/>
-                          <o:lock v:ext="edit" aspectratio="t"/>
-                        </v:shape>
-                      </v:group>
-                      <v:shape id="图片 11" o:spid="_x0000_s1026" o:spt="75" alt="王建丽" type="#_x0000_t75" style="position:absolute;left:22321;top:21215;height:842;width:1488;" filled="f" o:preferrelative="t" stroked="f" coordsize="21600,21600" o:gfxdata="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">
-                        <v:fill on="f" focussize="0,0"/>
-                        <v:stroke on="f"/>
-                        <v:imagedata r:id="rId13" chromakey="#FFFFFF" o:title=""/>
-                        <o:lock v:ext="edit" aspectratio="t"/>
-                      </v:shape>
-                    </v:group>
-                  </w:pict>
-                </mc:Fallback>
-              </mc:AlternateContent>
-            </w:r>
-          </w:p>
-        </w:tc>
-        <w:tc>
-          <w:tcPr>
-            <w:tcW w:w="1166" w:type="dxa"/>
-            <w:vAlign w:val="center"/>
-          </w:tcPr>
-          <w:p>
-            <w:pPr>
-              <w:pStyle w:val="20"/>
-              <w:spacing w:before="13"/>
-              <w:jc w:val="both"/>
-              <w:rPr>
-                <w:rFonts w:ascii="Times New Roman" w:hAnsi="Times New Roman" w:cs="Times New Roman"/>
-                <w:b/>
-                <w:sz w:val="24"/>
-                <w:szCs w:val="24"/>
-              </w:rPr>
-            </w:pPr>
-            <w:r>
-              <w:rPr>
-                <w:rFonts w:ascii="Times New Roman" w:hAnsi="Times New Roman" w:cs="Times New Roman"/>
-                <w:b/>
-                <w:sz w:val="24"/>
-                <w:szCs w:val="24"/>
-              </w:rPr>
-              <w:t>复核人</w:t>
-            </w:r>
-            <w:r>
-              <w:rPr>
-                <w:rFonts w:ascii="Times New Roman" w:hAnsi="Times New Roman" w:cs="Times New Roman"/>
-                <w:b/>
-                <w:sz w:val="24"/>
-                <w:szCs w:val="24"/>
-                <w:lang w:eastAsia="zh-CN"/>
-              </w:rPr>
-              <w:t>：</w:t>
-            </w:r>
-          </w:p>
-        </w:tc>
-        <w:tc>
-          <w:tcPr>
-            <w:tcW w:w="2294" w:type="dxa"/>
-            <w:vAlign w:val="center"/>
-          </w:tcPr>
-          <w:p>
-            <w:pPr>
-              <w:pStyle w:val="20"/>
-              <w:spacing w:before="13"/>
-              <w:ind w:right="15"/>
-              <w:jc w:val="both"/>
-              <w:rPr>
-                <w:rFonts w:ascii="Times New Roman" w:hAnsi="Times New Roman" w:cs="Times New Roman"/>
-                <w:b/>
-                <w:sz w:val="24"/>
-                <w:szCs w:val="24"/>
-              </w:rPr>
-            </w:pPr>
-          </w:p>
-        </w:tc>
-      </w:tr>
-      <w:tr>
-        <w:tblPrEx>
-          <w:tblCellMar>
-            <w:top w:w="0" w:type="dxa"/>
-            <w:left w:w="0" w:type="dxa"/>
-            <w:bottom w:w="0" w:type="dxa"/>
-            <w:right w:w="0" w:type="dxa"/>
-          </w:tblCellMar>
-        </w:tblPrEx>
-        <w:trPr>
-          <w:trHeight w:val="457" w:hRule="exact"/>
-          <w:jc w:val="right"/>
-        </w:trPr>
-        <w:tc>
-          <w:tcPr>
-            <w:tcW w:w="1272" w:type="dxa"/>
-            <w:vAlign w:val="center"/>
-          </w:tcPr>
-          <w:p>
-            <w:pPr>
-              <w:pStyle w:val="20"/>
-              <w:spacing w:line="341" w:lineRule="exact"/>
-              <w:ind w:left="13" w:right="165"/>
-              <w:jc w:val="both"/>
-              <w:rPr>
-                <w:rFonts w:ascii="Times New Roman" w:hAnsi="Times New Roman" w:cs="Times New Roman"/>
-                <w:b/>
-                <w:sz w:val="24"/>
-                <w:szCs w:val="24"/>
-              </w:rPr>
-            </w:pPr>
-            <w:r>
-              <w:rPr>
-                <w:rFonts w:ascii="Times New Roman" w:hAnsi="Times New Roman" w:cs="Times New Roman"/>
-                <w:b/>
-                <w:sz w:val="24"/>
-                <w:szCs w:val="24"/>
-              </w:rPr>
-              <w:t>日</w:t>
-            </w:r>
-            <w:r>
-              <w:rPr>
-                <w:rFonts w:ascii="Times New Roman" w:hAnsi="Times New Roman" w:cs="Times New Roman"/>
-                <w:b/>
-                <w:sz w:val="24"/>
-                <w:szCs w:val="24"/>
-                <w:lang w:eastAsia="zh-CN"/>
-              </w:rPr>
-              <w:t xml:space="preserve">  </w:t>
-            </w:r>
-            <w:r>
-              <w:rPr>
-                <w:rFonts w:ascii="Times New Roman" w:hAnsi="Times New Roman" w:cs="Times New Roman"/>
-                <w:b/>
-                <w:sz w:val="24"/>
-                <w:szCs w:val="24"/>
-              </w:rPr>
-              <w:t>期：</w:t>
-            </w:r>
-          </w:p>
-        </w:tc>
-        <w:tc>
-          <w:tcPr>
-            <w:tcW w:w="2040" w:type="dxa"/>
-            <w:vAlign w:val="center"/>
-          </w:tcPr>
-          <w:p>
-            <w:pPr>
-              <w:pStyle w:val="20"/>
-              <w:spacing w:line="363" w:lineRule="exact"/>
-              <w:jc w:val="both"/>
-              <w:rPr>
-                <w:rFonts w:ascii="Times New Roman" w:hAnsi="Times New Roman" w:cs="Times New Roman"/>
-                <w:sz w:val="24"/>
-                <w:szCs w:val="24"/>
-              </w:rPr>
-            </w:pPr>
-            <w:r>
-              <w:rPr>
-                <w:rFonts w:ascii="Times New Roman" w:hAnsi="Times New Roman" w:cs="Times New Roman"/>
-                <w:kern w:val="2"/>
-                <w:sz w:val="24"/>
-                <w:szCs w:val="24"/>
-                <w:lang w:eastAsia="zh-CN"/>
-              </w:rPr>
-              <w:t>{{ reportdate }}</w:t>
-            </w:r>
-          </w:p>
-        </w:tc>
-        <w:tc>
-          <w:tcPr>
-            <w:tcW w:w="1166" w:type="dxa"/>
-            <w:vAlign w:val="center"/>
-          </w:tcPr>
-          <w:p>
-            <w:pPr>
-              <w:pStyle w:val="20"/>
-              <w:spacing w:line="341" w:lineRule="exact"/>
-              <w:jc w:val="both"/>
-              <w:rPr>
-                <w:rFonts w:ascii="Times New Roman" w:hAnsi="Times New Roman" w:cs="Times New Roman"/>
-                <w:b/>
-                <w:sz w:val="24"/>
-                <w:szCs w:val="24"/>
-              </w:rPr>
-            </w:pPr>
-            <w:r>
-              <w:rPr>
-                <w:rFonts w:ascii="Times New Roman" w:hAnsi="Times New Roman" w:cs="Times New Roman"/>
-                <w:b/>
-                <w:sz w:val="24"/>
-                <w:szCs w:val="24"/>
-              </w:rPr>
-              <w:t>日</w:t>
-            </w:r>
-            <w:r>
-              <w:rPr>
-                <w:rFonts w:ascii="Times New Roman" w:hAnsi="Times New Roman" w:cs="Times New Roman"/>
-                <w:b/>
-                <w:sz w:val="24"/>
-                <w:szCs w:val="24"/>
-                <w:lang w:eastAsia="zh-CN"/>
-              </w:rPr>
-              <w:t xml:space="preserve">  </w:t>
-            </w:r>
-            <w:r>
-              <w:rPr>
-                <w:rFonts w:ascii="Times New Roman" w:hAnsi="Times New Roman" w:cs="Times New Roman"/>
-                <w:b/>
-                <w:sz w:val="24"/>
-                <w:szCs w:val="24"/>
-              </w:rPr>
-              <w:t>期：</w:t>
-            </w:r>
-          </w:p>
-        </w:tc>
-        <w:tc>
-          <w:tcPr>
-            <w:tcW w:w="2294" w:type="dxa"/>
-            <w:vAlign w:val="center"/>
-          </w:tcPr>
-          <w:p>
-            <w:pPr>
-              <w:pStyle w:val="20"/>
-              <w:spacing w:line="363" w:lineRule="exact"/>
-              <w:ind w:right="15"/>
-              <w:jc w:val="both"/>
-              <w:rPr>
-                <w:rFonts w:ascii="Times New Roman" w:hAnsi="Times New Roman" w:cs="Times New Roman"/>
-                <w:sz w:val="24"/>
-                <w:szCs w:val="24"/>
-              </w:rPr>
-            </w:pPr>
-            <w:r>
-              <w:rPr>
-                <w:rFonts w:ascii="Times New Roman" w:hAnsi="Times New Roman" w:cs="Times New Roman"/>
-                <w:kern w:val="2"/>
-                <w:sz w:val="24"/>
-                <w:szCs w:val="24"/>
-                <w:lang w:eastAsia="zh-CN"/>
-              </w:rPr>
-              <w:t>{{ reportdate }}</w:t>
-            </w:r>
-          </w:p>
-        </w:tc>
-      </w:tr>
-    </w:tbl>
-    <w:p>
-      <w:pPr>
-        <w:rPr>
           <w:rFonts w:ascii="Times New Roman" w:hAnsi="Times New Roman" w:eastAsia="微软雅黑" w:cs="黑体"/>
           <w:b/>
           <w:bCs/>
@@ -6734,10 +6501,10 @@
           </w14:shadow>
         </w:rPr>
       </w:pPr>
-      <w:bookmarkStart w:id="24" w:name="_Toc19898_WPSOffice_Level1"/>
+      <w:bookmarkStart w:id="24" w:name="_Toc22132"/>
       <w:bookmarkStart w:id="25" w:name="_Toc2781"/>
-      <w:bookmarkStart w:id="26" w:name="_Toc22132"/>
-      <w:bookmarkStart w:id="27" w:name="_Toc9525"/>
+      <w:bookmarkStart w:id="26" w:name="_Toc9525"/>
+      <w:bookmarkStart w:id="27" w:name="_Toc19898_WPSOffice_Level1"/>
       <w:bookmarkStart w:id="28" w:name="_Toc20136_WPSOffice_Level1"/>
       <w:bookmarkStart w:id="29" w:name="_Toc21428"/>
       <w:r>
@@ -6779,14 +6546,14 @@
           <w:lang w:eastAsia="zh-CN"/>
         </w:rPr>
       </w:pPr>
-      <w:bookmarkStart w:id="30" w:name="_Toc12516"/>
-      <w:bookmarkStart w:id="31" w:name="_Toc13568"/>
+      <w:bookmarkStart w:id="30" w:name="_Toc13568"/>
+      <w:bookmarkStart w:id="31" w:name="_Toc12516"/>
       <w:bookmarkStart w:id="32" w:name="_Toc149837258"/>
       <w:bookmarkStart w:id="33" w:name="_Toc23903"/>
-      <w:bookmarkStart w:id="34" w:name="_Toc4331_WPSOffice_Level1"/>
+      <w:bookmarkStart w:id="34" w:name="_Toc32443_WPSOffice_Level1"/>
       <w:bookmarkStart w:id="35" w:name="_Toc25727"/>
-      <w:bookmarkStart w:id="36" w:name="_Toc23846_WPSOffice_Level1"/>
-      <w:bookmarkStart w:id="37" w:name="_Toc32443_WPSOffice_Level1"/>
+      <w:bookmarkStart w:id="36" w:name="_Toc4331_WPSOffice_Level1"/>
+      <w:bookmarkStart w:id="37" w:name="_Toc23846_WPSOffice_Level1"/>
       <w:r>
         <w:rPr>
           <w:rFonts w:hint="eastAsia"/>
@@ -16090,12 +15857,12 @@
           <w:lang w:eastAsia="zh-CN"/>
         </w:rPr>
       </w:pPr>
-      <w:bookmarkStart w:id="41" w:name="_Toc7657"/>
-      <w:bookmarkStart w:id="42" w:name="_Toc20034"/>
-      <w:bookmarkStart w:id="43" w:name="_Toc10223"/>
-      <w:bookmarkStart w:id="44" w:name="_Toc106719764"/>
-      <w:bookmarkStart w:id="45" w:name="_Toc29277"/>
-      <w:bookmarkStart w:id="46" w:name="_Toc28717"/>
+      <w:bookmarkStart w:id="41" w:name="_Toc106719764"/>
+      <w:bookmarkStart w:id="42" w:name="_Toc28717"/>
+      <w:bookmarkStart w:id="43" w:name="_Toc20034"/>
+      <w:bookmarkStart w:id="44" w:name="_Toc7657"/>
+      <w:bookmarkStart w:id="45" w:name="_Toc10223"/>
+      <w:bookmarkStart w:id="46" w:name="_Toc29277"/>
       <w:r>
         <w:rPr>
           <w:rFonts w:hint="eastAsia"/>
@@ -16173,12 +15940,6 @@
             <w:insideH w:val="dotted" w:color="033F86" w:sz="4" w:space="0"/>
             <w:insideV w:val="dotted" w:color="033F86" w:sz="4" w:space="0"/>
           </w:tblBorders>
-          <w:tblCellMar>
-            <w:top w:w="0" w:type="dxa"/>
-            <w:left w:w="108" w:type="dxa"/>
-            <w:bottom w:w="0" w:type="dxa"/>
-            <w:right w:w="108" w:type="dxa"/>
-          </w:tblCellMar>
         </w:tblPrEx>
         <w:trPr>
           <w:jc w:val="center"/>
@@ -16580,6 +16341,12 @@
             <w:insideH w:val="dotted" w:color="033F86" w:sz="4" w:space="0"/>
             <w:insideV w:val="dotted" w:color="033F86" w:sz="4" w:space="0"/>
           </w:tblBorders>
+          <w:tblCellMar>
+            <w:top w:w="0" w:type="dxa"/>
+            <w:left w:w="108" w:type="dxa"/>
+            <w:bottom w:w="0" w:type="dxa"/>
+            <w:right w:w="108" w:type="dxa"/>
+          </w:tblCellMar>
         </w:tblPrEx>
         <w:trPr>
           <w:trHeight w:val="388" w:hRule="exact"/>
@@ -19184,8 +18951,8 @@
           </w14:shadow>
         </w:rPr>
       </w:pPr>
-      <w:bookmarkStart w:id="47" w:name="_Toc17927"/>
-      <w:bookmarkStart w:id="48" w:name="_Toc4421"/>
+      <w:bookmarkStart w:id="47" w:name="_Toc4421"/>
+      <w:bookmarkStart w:id="48" w:name="_Toc17927"/>
       <w:r>
         <w:rPr>
           <w:color w:val="62B541"/>
@@ -19216,11 +18983,11 @@
           <w:lang w:eastAsia="zh-CN"/>
         </w:rPr>
       </w:pPr>
-      <w:bookmarkStart w:id="49" w:name="_Toc13196_WPSOffice_Level1"/>
-      <w:bookmarkStart w:id="50" w:name="_Toc27302"/>
-      <w:bookmarkStart w:id="51" w:name="_Toc28240"/>
-      <w:bookmarkStart w:id="52" w:name="_Toc21764_WPSOffice_Level1"/>
-      <w:bookmarkStart w:id="53" w:name="_Toc1707_WPSOffice_Level1"/>
+      <w:bookmarkStart w:id="49" w:name="_Toc21764_WPSOffice_Level1"/>
+      <w:bookmarkStart w:id="50" w:name="_Toc1707_WPSOffice_Level1"/>
+      <w:bookmarkStart w:id="51" w:name="_Toc13196_WPSOffice_Level1"/>
+      <w:bookmarkStart w:id="52" w:name="_Toc27302"/>
+      <w:bookmarkStart w:id="53" w:name="_Toc28240"/>
       <w:r>
         <w:rPr>
           <w:rFonts w:hint="eastAsia" w:ascii="Times New Roman" w:hAnsi="Times New Roman" w:eastAsia="微软雅黑" w:cs="Times New Roman"/>
@@ -32594,8 +32361,8 @@
           </w14:shadow>
         </w:rPr>
       </w:pPr>
-      <w:bookmarkStart w:id="66" w:name="_Toc24584"/>
-      <w:bookmarkStart w:id="67" w:name="_Toc17734"/>
+      <w:bookmarkStart w:id="66" w:name="_Toc17734"/>
+      <w:bookmarkStart w:id="67" w:name="_Toc24584"/>
       <w:r>
         <w:rPr>
           <w:rStyle w:val="41"/>
@@ -32634,16 +32401,16 @@
         </w:rPr>
       </w:pPr>
       <w:bookmarkStart w:id="68" w:name="_Toc14255_WPSOffice_Level1"/>
-      <w:bookmarkStart w:id="69" w:name="_Toc7411"/>
-      <w:bookmarkStart w:id="70" w:name="_Toc25043"/>
-      <w:bookmarkStart w:id="71" w:name="_Toc24085_WPSOffice_Level1"/>
+      <w:bookmarkStart w:id="69" w:name="_Toc25043"/>
+      <w:bookmarkStart w:id="70" w:name="_Toc24085_WPSOffice_Level1"/>
+      <w:bookmarkStart w:id="71" w:name="_Toc9066"/>
       <w:bookmarkStart w:id="72" w:name="_Toc15840_WPSOffice_Level1"/>
       <w:bookmarkStart w:id="73" w:name="_Toc3674"/>
-      <w:bookmarkStart w:id="74" w:name="_Toc9066"/>
+      <w:bookmarkStart w:id="74" w:name="_Toc7411"/>
       <w:bookmarkStart w:id="75" w:name="_Hlk33190413"/>
       <w:bookmarkStart w:id="76" w:name="_Toc18699"/>
-      <w:bookmarkStart w:id="77" w:name="_Toc28810_WPSOffice_Level1"/>
-      <w:bookmarkStart w:id="78" w:name="_Toc11896_WPSOffice_Level1"/>
+      <w:bookmarkStart w:id="77" w:name="_Toc11896_WPSOffice_Level1"/>
+      <w:bookmarkStart w:id="78" w:name="_Toc28810_WPSOffice_Level1"/>
       <w:bookmarkStart w:id="79" w:name="_Toc11193_WPSOffice_Level1"/>
       <w:r>
         <w:rPr>
@@ -33307,12 +33074,21 @@
             </w:r>
             <w:r>
               <w:rPr>
+                <w:rFonts w:hint="eastAsia" w:ascii="Times New Roman" w:hAnsi="Times New Roman" w:eastAsia="微软雅黑" w:cs="Times New Roman"/>
+                <w:sz w:val="21"/>
+                <w:szCs w:val="21"/>
+                <w:lang w:val="en-US" w:eastAsia="zh-CN" w:bidi="ar"/>
+              </w:rPr>
+              <w:t>5</w:t>
+            </w:r>
+            <w:r>
+              <w:rPr>
                 <w:rFonts w:ascii="Times New Roman" w:hAnsi="Times New Roman" w:eastAsia="微软雅黑" w:cs="Times New Roman"/>
                 <w:sz w:val="21"/>
                 <w:szCs w:val="21"/>
                 <w:lang w:eastAsia="zh-CN" w:bidi="ar"/>
               </w:rPr>
-              <w:t>100</w:t>
+              <w:t>0</w:t>
             </w:r>
             <w:r>
               <w:rPr>
@@ -33336,9 +33112,9 @@
                 <w:rFonts w:hint="eastAsia" w:ascii="Times New Roman" w:hAnsi="Times New Roman" w:eastAsia="微软雅黑" w:cs="Times New Roman"/>
                 <w:sz w:val="21"/>
                 <w:szCs w:val="21"/>
-                <w:lang w:eastAsia="zh-CN" w:bidi="ar"/>
-              </w:rPr>
-              <w:t>2</w:t>
+                <w:lang w:val="en-US" w:eastAsia="zh-CN" w:bidi="ar"/>
+              </w:rPr>
+              <w:t>1</w:t>
             </w:r>
             <w:r>
               <w:rPr>
@@ -33505,12 +33281,12 @@
             </w:pPr>
             <w:r>
               <w:rPr>
-                <w:rFonts w:ascii="Times New Roman" w:hAnsi="Times New Roman" w:eastAsia="微软雅黑" w:cs="Times New Roman"/>
-                <w:sz w:val="21"/>
-                <w:szCs w:val="21"/>
-                <w:lang w:eastAsia="zh-CN" w:bidi="ar"/>
-              </w:rPr>
-              <w:t>A/B/C</w:t>
+                <w:rFonts w:hint="eastAsia" w:ascii="Times New Roman" w:hAnsi="Times New Roman" w:eastAsia="微软雅黑" w:cs="Times New Roman"/>
+                <w:sz w:val="21"/>
+                <w:szCs w:val="21"/>
+                <w:lang w:val="en-US" w:eastAsia="zh-CN" w:bidi="ar"/>
+              </w:rPr>
+              <w:t>1-2</w:t>
             </w:r>
             <w:r>
               <w:rPr>
@@ -33687,12 +33463,21 @@
             </w:r>
             <w:r>
               <w:rPr>
+                <w:rFonts w:hint="eastAsia" w:ascii="Times New Roman" w:hAnsi="Times New Roman" w:eastAsia="微软雅黑" w:cs="Times New Roman"/>
+                <w:sz w:val="21"/>
+                <w:szCs w:val="21"/>
+                <w:lang w:val="en-US" w:eastAsia="zh-CN" w:bidi="ar"/>
+              </w:rPr>
+              <w:t>32</w:t>
+            </w:r>
+            <w:r>
+              <w:rPr>
                 <w:rFonts w:ascii="Times New Roman" w:hAnsi="Times New Roman" w:eastAsia="微软雅黑" w:cs="Times New Roman"/>
                 <w:sz w:val="21"/>
                 <w:szCs w:val="21"/>
                 <w:lang w:eastAsia="zh-CN" w:bidi="ar"/>
               </w:rPr>
-              <w:t>500</w:t>
+              <w:t>0</w:t>
             </w:r>
           </w:p>
         </w:tc>
@@ -34517,25 +34302,19 @@
           <w:ilvl w:val="0"/>
           <w:numId w:val="10"/>
         </w:numPr>
-        <w:spacing w:before="53" w:line="301" w:lineRule="exact"/>
-        <w:ind w:left="133"/>
         <w:rPr>
           <w:rFonts w:ascii="Times New Roman" w:hAnsi="Times New Roman" w:eastAsia="微软雅黑" w:cs="Times New Roman"/>
-          <w:bCs/>
           <w:sz w:val="18"/>
-          <w:szCs w:val="18"/>
           <w:lang w:eastAsia="zh-CN"/>
         </w:rPr>
       </w:pPr>
       <w:r>
         <w:rPr>
           <w:rFonts w:hint="eastAsia" w:ascii="Times New Roman" w:hAnsi="Times New Roman" w:eastAsia="微软雅黑" w:cs="Times New Roman"/>
-          <w:bCs/>
           <w:sz w:val="18"/>
-          <w:szCs w:val="18"/>
-          <w:lang w:eastAsia="zh-CN"/>
-        </w:rPr>
-        <w:t>肿瘤细胞含量：送检样本经HE染色评估的肿瘤细胞含量。如送检样本不满足病理评估所需条件，则不进行此项评估。血浆cfDNA样本不做此项评估。</w:t>
+          <w:lang w:eastAsia="zh-CN"/>
+        </w:rPr>
+        <w:t>肿瘤细胞含量：送检样本经HE染色评估的肿瘤细胞含量。如送检样本不满足病理评估所需条件，则不进行此项评估。{% if summaryOfRresults.type == “blood” %}血浆cfDNA样本不做此项评估。{% endif %}</w:t>
       </w:r>
     </w:p>
     <w:p>
@@ -34544,22 +34323,16 @@
           <w:ilvl w:val="0"/>
           <w:numId w:val="10"/>
         </w:numPr>
-        <w:spacing w:before="53" w:line="301" w:lineRule="exact"/>
-        <w:ind w:left="133"/>
         <w:rPr>
           <w:rFonts w:ascii="Times New Roman" w:hAnsi="Times New Roman" w:eastAsia="微软雅黑" w:cs="Times New Roman"/>
-          <w:bCs/>
           <w:sz w:val="18"/>
-          <w:szCs w:val="18"/>
           <w:lang w:eastAsia="zh-CN"/>
         </w:rPr>
       </w:pPr>
       <w:r>
         <w:rPr>
           <w:rFonts w:hint="eastAsia" w:ascii="Times New Roman" w:hAnsi="Times New Roman" w:eastAsia="微软雅黑" w:cs="Times New Roman"/>
-          <w:bCs/>
           <w:sz w:val="18"/>
-          <w:szCs w:val="18"/>
           <w:lang w:eastAsia="zh-CN"/>
         </w:rPr>
         <w:t>DNA总量：送检样本的DNA提取总量。</w:t>
@@ -34571,290 +34344,19 @@
           <w:ilvl w:val="0"/>
           <w:numId w:val="10"/>
         </w:numPr>
-        <w:spacing w:before="53" w:line="301" w:lineRule="exact"/>
-        <w:ind w:left="133"/>
         <w:rPr>
           <w:rFonts w:ascii="Times New Roman" w:hAnsi="Times New Roman" w:eastAsia="微软雅黑" w:cs="Times New Roman"/>
-          <w:bCs/>
           <w:sz w:val="18"/>
-          <w:szCs w:val="18"/>
           <w:lang w:eastAsia="zh-CN"/>
         </w:rPr>
       </w:pPr>
       <w:r>
         <w:rPr>
           <w:rFonts w:hint="eastAsia" w:ascii="Times New Roman" w:hAnsi="Times New Roman" w:eastAsia="微软雅黑" w:cs="Times New Roman"/>
-          <w:bCs/>
           <w:sz w:val="18"/>
-          <w:szCs w:val="18"/>
-          <w:lang w:eastAsia="zh-CN"/>
-        </w:rPr>
-        <w:t>DNA降解程度：cfDNA样本不适用于此项评估。</w:t>
-      </w:r>
-    </w:p>
-    <w:p>
-      <w:pPr>
-        <w:numPr>
-          <w:ilvl w:val="0"/>
-          <w:numId w:val="11"/>
-        </w:numPr>
-        <w:spacing w:line="270" w:lineRule="exact"/>
-        <w:ind w:left="613" w:leftChars="150" w:hanging="283"/>
-        <w:rPr>
-          <w:rFonts w:ascii="Times New Roman" w:hAnsi="Times New Roman" w:eastAsia="微软雅黑" w:cs="Times New Roman"/>
-          <w:bCs/>
-          <w:sz w:val="18"/>
-          <w:szCs w:val="18"/>
-          <w:lang w:eastAsia="zh-CN"/>
-        </w:rPr>
-      </w:pPr>
-      <w:r>
-        <w:rPr>
-          <w:rFonts w:ascii="Times New Roman" w:hAnsi="Times New Roman" w:eastAsia="微软雅黑" w:cs="Times New Roman"/>
-          <w:bCs/>
-          <w:sz w:val="18"/>
-          <w:szCs w:val="18"/>
-          <w:lang w:eastAsia="zh-CN"/>
-        </w:rPr>
-        <w:t>A级：有主带，或降解均匀且降解区域主要集中在5000bp以上</w:t>
-      </w:r>
-      <w:r>
-        <w:rPr>
-          <w:rFonts w:hint="eastAsia" w:ascii="Times New Roman" w:hAnsi="Times New Roman" w:eastAsia="微软雅黑" w:cs="Times New Roman"/>
-          <w:bCs/>
-          <w:sz w:val="18"/>
-          <w:szCs w:val="18"/>
-          <w:lang w:eastAsia="zh-CN"/>
-        </w:rPr>
-        <w:t>；</w:t>
-      </w:r>
-    </w:p>
-    <w:p>
-      <w:pPr>
-        <w:numPr>
-          <w:ilvl w:val="0"/>
-          <w:numId w:val="11"/>
-        </w:numPr>
-        <w:spacing w:line="270" w:lineRule="exact"/>
-        <w:ind w:left="613" w:leftChars="150" w:hanging="283"/>
-        <w:rPr>
-          <w:rFonts w:ascii="Times New Roman" w:hAnsi="Times New Roman" w:eastAsia="微软雅黑" w:cs="Times New Roman"/>
-          <w:bCs/>
-          <w:sz w:val="18"/>
-          <w:szCs w:val="18"/>
-          <w:lang w:eastAsia="zh-CN"/>
-        </w:rPr>
-      </w:pPr>
-      <w:r>
-        <w:rPr>
-          <w:rFonts w:ascii="Times New Roman" w:hAnsi="Times New Roman" w:eastAsia="微软雅黑" w:cs="Times New Roman"/>
-          <w:bCs/>
-          <w:sz w:val="18"/>
-          <w:szCs w:val="18"/>
-          <w:lang w:eastAsia="zh-CN"/>
-        </w:rPr>
-        <w:t>B级：无主带，降解均匀且降解区域主要集中在1500-5000bp之间</w:t>
-      </w:r>
-      <w:r>
-        <w:rPr>
-          <w:rFonts w:hint="eastAsia" w:ascii="Times New Roman" w:hAnsi="Times New Roman" w:eastAsia="微软雅黑" w:cs="Times New Roman"/>
-          <w:bCs/>
-          <w:sz w:val="18"/>
-          <w:szCs w:val="18"/>
-          <w:lang w:eastAsia="zh-CN"/>
-        </w:rPr>
-        <w:t>；</w:t>
-      </w:r>
-    </w:p>
-    <w:p>
-      <w:pPr>
-        <w:numPr>
-          <w:ilvl w:val="0"/>
-          <w:numId w:val="11"/>
-        </w:numPr>
-        <w:spacing w:line="270" w:lineRule="exact"/>
-        <w:ind w:left="613" w:leftChars="150" w:hanging="283"/>
-        <w:rPr>
-          <w:rFonts w:ascii="Times New Roman" w:hAnsi="Times New Roman" w:eastAsia="微软雅黑" w:cs="Times New Roman"/>
-          <w:bCs/>
-          <w:sz w:val="18"/>
-          <w:szCs w:val="18"/>
-          <w:lang w:eastAsia="zh-CN"/>
-        </w:rPr>
-      </w:pPr>
-      <w:r>
-        <w:rPr>
-          <w:rFonts w:ascii="Times New Roman" w:hAnsi="Times New Roman" w:eastAsia="微软雅黑" w:cs="Times New Roman"/>
-          <w:bCs/>
-          <w:sz w:val="18"/>
-          <w:szCs w:val="18"/>
-          <w:lang w:eastAsia="zh-CN"/>
-        </w:rPr>
-        <w:t>C级：无主带，降解均匀且降解区域主要集中在500-1500bp之间</w:t>
-      </w:r>
-      <w:r>
-        <w:rPr>
-          <w:rFonts w:hint="eastAsia" w:ascii="Times New Roman" w:hAnsi="Times New Roman" w:eastAsia="微软雅黑" w:cs="Times New Roman"/>
-          <w:bCs/>
-          <w:sz w:val="18"/>
-          <w:szCs w:val="18"/>
-          <w:lang w:eastAsia="zh-CN"/>
-        </w:rPr>
-        <w:t>；</w:t>
-      </w:r>
-    </w:p>
-    <w:p>
-      <w:pPr>
-        <w:numPr>
-          <w:ilvl w:val="0"/>
-          <w:numId w:val="11"/>
-        </w:numPr>
-        <w:spacing w:line="270" w:lineRule="exact"/>
-        <w:ind w:left="613" w:leftChars="150" w:hanging="283"/>
-        <w:rPr>
-          <w:rFonts w:ascii="Times New Roman" w:hAnsi="Times New Roman" w:eastAsia="微软雅黑" w:cs="Times New Roman"/>
-          <w:bCs/>
-          <w:sz w:val="18"/>
-          <w:szCs w:val="18"/>
-          <w:lang w:eastAsia="zh-CN"/>
-        </w:rPr>
-      </w:pPr>
-      <w:r>
-        <w:rPr>
-          <w:rFonts w:ascii="Times New Roman" w:hAnsi="Times New Roman" w:eastAsia="微软雅黑" w:cs="Times New Roman"/>
-          <w:bCs/>
-          <w:spacing w:val="3"/>
-          <w:sz w:val="18"/>
-          <w:szCs w:val="18"/>
-          <w:lang w:eastAsia="zh-CN"/>
-        </w:rPr>
-        <w:t>D级</w:t>
-      </w:r>
-      <w:r>
-        <w:rPr>
-          <w:rFonts w:ascii="Times New Roman" w:hAnsi="Times New Roman" w:eastAsia="微软雅黑" w:cs="Times New Roman"/>
-          <w:bCs/>
-          <w:sz w:val="18"/>
-          <w:szCs w:val="18"/>
-          <w:lang w:eastAsia="zh-CN"/>
-        </w:rPr>
-        <w:t>（</w:t>
-      </w:r>
-      <w:r>
-        <w:rPr>
-          <w:rFonts w:ascii="Times New Roman" w:hAnsi="Times New Roman" w:eastAsia="微软雅黑" w:cs="Times New Roman"/>
-          <w:bCs/>
-          <w:spacing w:val="1"/>
-          <w:sz w:val="18"/>
-          <w:szCs w:val="18"/>
-          <w:lang w:eastAsia="zh-CN"/>
-        </w:rPr>
-        <w:t>不合格</w:t>
-      </w:r>
-      <w:r>
-        <w:rPr>
-          <w:rFonts w:ascii="Times New Roman" w:hAnsi="Times New Roman" w:eastAsia="微软雅黑" w:cs="Times New Roman"/>
-          <w:bCs/>
-          <w:spacing w:val="-90"/>
-          <w:sz w:val="18"/>
-          <w:szCs w:val="18"/>
-          <w:lang w:eastAsia="zh-CN"/>
-        </w:rPr>
-        <w:t>）</w:t>
-      </w:r>
-      <w:r>
-        <w:rPr>
-          <w:rFonts w:ascii="Times New Roman" w:hAnsi="Times New Roman" w:eastAsia="微软雅黑" w:cs="Times New Roman"/>
-          <w:bCs/>
-          <w:sz w:val="18"/>
-          <w:szCs w:val="18"/>
-          <w:lang w:eastAsia="zh-CN"/>
-        </w:rPr>
-        <w:t>）：无主带，降解均匀且降解区域主要集中在500-1500bp</w:t>
-      </w:r>
-      <w:r>
-        <w:rPr>
-          <w:rFonts w:ascii="Times New Roman" w:hAnsi="Times New Roman" w:eastAsia="微软雅黑" w:cs="Times New Roman"/>
-          <w:bCs/>
-          <w:spacing w:val="-1"/>
-          <w:sz w:val="18"/>
-          <w:szCs w:val="18"/>
-          <w:lang w:eastAsia="zh-CN"/>
-        </w:rPr>
-        <w:t>之间，但总量介于</w:t>
-      </w:r>
-      <w:r>
-        <w:rPr>
-          <w:rFonts w:ascii="Times New Roman" w:hAnsi="Times New Roman" w:eastAsia="微软雅黑" w:cs="Times New Roman"/>
-          <w:bCs/>
-          <w:sz w:val="18"/>
-          <w:szCs w:val="18"/>
-          <w:lang w:eastAsia="zh-CN"/>
-        </w:rPr>
-        <w:t>100ng</w:t>
-      </w:r>
-      <w:r>
-        <w:rPr>
-          <w:rFonts w:ascii="Times New Roman" w:hAnsi="Times New Roman" w:eastAsia="微软雅黑" w:cs="Times New Roman"/>
-          <w:bCs/>
-          <w:spacing w:val="-3"/>
-          <w:sz w:val="18"/>
-          <w:szCs w:val="18"/>
-          <w:lang w:eastAsia="zh-CN"/>
-        </w:rPr>
-        <w:t>到</w:t>
-      </w:r>
-      <w:r>
-        <w:rPr>
-          <w:rFonts w:ascii="Times New Roman" w:hAnsi="Times New Roman" w:eastAsia="微软雅黑" w:cs="Times New Roman"/>
-          <w:bCs/>
-          <w:sz w:val="18"/>
-          <w:szCs w:val="18"/>
-          <w:lang w:eastAsia="zh-CN"/>
-        </w:rPr>
-        <w:t>300ng之间；或降解区</w:t>
-      </w:r>
-      <w:r>
-        <w:rPr>
-          <w:rFonts w:ascii="Times New Roman" w:hAnsi="Times New Roman" w:eastAsia="微软雅黑" w:cs="Times New Roman"/>
-          <w:bCs/>
-          <w:spacing w:val="-2"/>
-          <w:sz w:val="18"/>
-          <w:szCs w:val="18"/>
-          <w:lang w:eastAsia="zh-CN"/>
-        </w:rPr>
-        <w:t>域弥散在</w:t>
-      </w:r>
-      <w:r>
-        <w:rPr>
-          <w:rFonts w:ascii="Times New Roman" w:hAnsi="Times New Roman" w:eastAsia="微软雅黑" w:cs="Times New Roman"/>
-          <w:bCs/>
-          <w:sz w:val="18"/>
-          <w:szCs w:val="18"/>
-          <w:lang w:eastAsia="zh-CN"/>
-        </w:rPr>
-        <w:t>150-1000bp</w:t>
-      </w:r>
-      <w:r>
-        <w:rPr>
-          <w:rFonts w:ascii="Times New Roman" w:hAnsi="Times New Roman" w:eastAsia="微软雅黑" w:cs="Times New Roman"/>
-          <w:bCs/>
-          <w:spacing w:val="-2"/>
-          <w:sz w:val="18"/>
-          <w:szCs w:val="18"/>
-          <w:lang w:eastAsia="zh-CN"/>
-        </w:rPr>
-        <w:t>，或集中在</w:t>
-      </w:r>
-      <w:r>
-        <w:rPr>
-          <w:rFonts w:ascii="Times New Roman" w:hAnsi="Times New Roman" w:eastAsia="微软雅黑" w:cs="Times New Roman"/>
-          <w:bCs/>
-          <w:sz w:val="18"/>
-          <w:szCs w:val="18"/>
-          <w:lang w:eastAsia="zh-CN"/>
-        </w:rPr>
-        <w:t>500bp以下。</w:t>
+          <w:lang w:eastAsia="zh-CN"/>
+        </w:rPr>
+        <w:t>DNA降解程度：1-2级别样本质量较好，3级不能满足检测要求{% if summaryOfRresults.type == “blood” %}；cfDNA样本不适用于此项评估{% endif %}。</w:t>
       </w:r>
     </w:p>
     <w:p>
@@ -34863,22 +34365,16 @@
           <w:ilvl w:val="0"/>
           <w:numId w:val="10"/>
         </w:numPr>
-        <w:spacing w:before="53" w:line="301" w:lineRule="exact"/>
-        <w:ind w:left="133"/>
-        <w:rPr>
-          <w:rFonts w:ascii="Times New Roman" w:hAnsi="Times New Roman" w:eastAsia="微软雅黑" w:cs="Times New Roman"/>
-          <w:bCs/>
+        <w:rPr>
+          <w:rFonts w:hint="eastAsia" w:ascii="Times New Roman" w:hAnsi="Times New Roman" w:eastAsia="微软雅黑" w:cs="Times New Roman"/>
           <w:sz w:val="18"/>
-          <w:szCs w:val="18"/>
           <w:lang w:eastAsia="zh-CN"/>
         </w:rPr>
       </w:pPr>
       <w:r>
         <w:rPr>
           <w:rFonts w:hint="eastAsia" w:ascii="Times New Roman" w:hAnsi="Times New Roman" w:eastAsia="微软雅黑" w:cs="Times New Roman"/>
-          <w:bCs/>
           <w:sz w:val="18"/>
-          <w:szCs w:val="18"/>
           <w:lang w:eastAsia="zh-CN"/>
         </w:rPr>
         <w:t>预文库总量：核酸片段经过接头连接和扩增纯化后中间产物的总量。</w:t>
@@ -34890,26 +34386,22 @@
           <w:ilvl w:val="0"/>
           <w:numId w:val="10"/>
         </w:numPr>
-        <w:spacing w:before="53" w:line="301" w:lineRule="exact"/>
-        <w:ind w:left="133"/>
-        <w:rPr>
-          <w:rFonts w:ascii="Times New Roman" w:hAnsi="Times New Roman" w:eastAsia="微软雅黑" w:cs="Times New Roman"/>
-          <w:bCs/>
+        <w:rPr>
+          <w:rFonts w:hint="eastAsia" w:ascii="Times New Roman" w:hAnsi="Times New Roman" w:eastAsia="微软雅黑" w:cs="Times New Roman"/>
           <w:sz w:val="18"/>
-          <w:szCs w:val="18"/>
           <w:lang w:eastAsia="zh-CN"/>
         </w:rPr>
       </w:pPr>
       <w:r>
         <w:rPr>
           <w:rFonts w:hint="eastAsia" w:ascii="Times New Roman" w:hAnsi="Times New Roman" w:eastAsia="微软雅黑" w:cs="Times New Roman"/>
-          <w:bCs/>
           <w:sz w:val="18"/>
-          <w:szCs w:val="18"/>
           <w:lang w:eastAsia="zh-CN"/>
         </w:rPr>
         <w:t>平均测序深度：目标区域每个碱基被测到的平均次数。</w:t>
       </w:r>
+      <w:bookmarkStart w:id="119" w:name="_GoBack"/>
+      <w:bookmarkEnd w:id="119"/>
     </w:p>
     <w:p>
       <w:pPr>
@@ -34917,22 +34409,16 @@
           <w:ilvl w:val="0"/>
           <w:numId w:val="10"/>
         </w:numPr>
-        <w:spacing w:before="53" w:line="301" w:lineRule="exact"/>
-        <w:ind w:left="133"/>
-        <w:rPr>
-          <w:rFonts w:ascii="Times New Roman" w:hAnsi="Times New Roman" w:eastAsia="微软雅黑" w:cs="Times New Roman"/>
-          <w:bCs/>
+        <w:rPr>
+          <w:rFonts w:hint="eastAsia" w:ascii="Times New Roman" w:hAnsi="Times New Roman" w:eastAsia="微软雅黑" w:cs="Times New Roman"/>
           <w:sz w:val="18"/>
-          <w:szCs w:val="18"/>
           <w:lang w:eastAsia="zh-CN"/>
         </w:rPr>
       </w:pPr>
       <w:r>
         <w:rPr>
           <w:rFonts w:hint="eastAsia" w:ascii="Times New Roman" w:hAnsi="Times New Roman" w:eastAsia="微软雅黑" w:cs="Times New Roman"/>
-          <w:bCs/>
           <w:sz w:val="18"/>
-          <w:szCs w:val="18"/>
           <w:lang w:eastAsia="zh-CN"/>
         </w:rPr>
         <w:t>覆盖均一性：测序深度达到平均测序深度20%的碱基占比。</w:t>
@@ -34944,22 +34430,16 @@
           <w:ilvl w:val="0"/>
           <w:numId w:val="10"/>
         </w:numPr>
-        <w:spacing w:before="53" w:line="301" w:lineRule="exact"/>
-        <w:ind w:left="133"/>
-        <w:rPr>
-          <w:rFonts w:ascii="Times New Roman" w:hAnsi="Times New Roman" w:eastAsia="微软雅黑" w:cs="Times New Roman"/>
-          <w:bCs/>
+        <w:rPr>
+          <w:rFonts w:hint="eastAsia" w:ascii="Times New Roman" w:hAnsi="Times New Roman" w:eastAsia="微软雅黑" w:cs="Times New Roman"/>
           <w:sz w:val="18"/>
-          <w:szCs w:val="18"/>
           <w:lang w:eastAsia="zh-CN"/>
         </w:rPr>
       </w:pPr>
       <w:r>
         <w:rPr>
           <w:rFonts w:hint="eastAsia" w:ascii="Times New Roman" w:hAnsi="Times New Roman" w:eastAsia="微软雅黑" w:cs="Times New Roman"/>
-          <w:bCs/>
           <w:sz w:val="18"/>
-          <w:szCs w:val="18"/>
           <w:lang w:eastAsia="zh-CN"/>
         </w:rPr>
         <w:t>基因组比对率：比对到参考基因组上的reads数目占比。</w:t>
@@ -34971,22 +34451,16 @@
           <w:ilvl w:val="0"/>
           <w:numId w:val="10"/>
         </w:numPr>
-        <w:spacing w:before="53" w:line="301" w:lineRule="exact"/>
-        <w:ind w:left="133"/>
-        <w:rPr>
-          <w:rFonts w:ascii="Times New Roman" w:hAnsi="Times New Roman" w:eastAsia="微软雅黑" w:cs="Times New Roman"/>
-          <w:bCs/>
+        <w:rPr>
+          <w:rFonts w:hint="eastAsia" w:ascii="Times New Roman" w:hAnsi="Times New Roman" w:eastAsia="微软雅黑" w:cs="Times New Roman"/>
           <w:sz w:val="18"/>
-          <w:szCs w:val="18"/>
           <w:lang w:eastAsia="zh-CN"/>
         </w:rPr>
       </w:pPr>
       <w:r>
         <w:rPr>
           <w:rFonts w:hint="eastAsia" w:ascii="Times New Roman" w:hAnsi="Times New Roman" w:eastAsia="微软雅黑" w:cs="Times New Roman"/>
-          <w:bCs/>
           <w:sz w:val="18"/>
-          <w:szCs w:val="18"/>
           <w:lang w:eastAsia="zh-CN"/>
         </w:rPr>
         <w:t>碱基质量Q30占比：测序数据中碱基质量在Q30以上（即碱基识别错误率在千分之一以下）的占比。</w:t>
@@ -34998,45 +34472,19 @@
           <w:ilvl w:val="0"/>
           <w:numId w:val="10"/>
         </w:numPr>
-        <w:spacing w:before="53" w:line="301" w:lineRule="exact"/>
-        <w:ind w:left="133"/>
-        <w:rPr>
-          <w:rFonts w:ascii="Times New Roman" w:hAnsi="Times New Roman" w:eastAsia="微软雅黑" w:cs="Times New Roman"/>
-          <w:bCs/>
+        <w:rPr>
+          <w:rFonts w:hint="eastAsia" w:ascii="Times New Roman" w:hAnsi="Times New Roman" w:eastAsia="微软雅黑" w:cs="Times New Roman"/>
           <w:sz w:val="18"/>
-          <w:szCs w:val="18"/>
           <w:lang w:eastAsia="zh-CN"/>
         </w:rPr>
       </w:pPr>
       <w:r>
         <w:rPr>
           <w:rFonts w:hint="eastAsia" w:ascii="Times New Roman" w:hAnsi="Times New Roman" w:eastAsia="微软雅黑" w:cs="Times New Roman"/>
-          <w:bCs/>
           <w:sz w:val="18"/>
-          <w:szCs w:val="18"/>
-          <w:lang w:eastAsia="zh-CN"/>
-        </w:rPr>
-        <w:t xml:space="preserve">总体质量评估：根据 </w:t>
-      </w:r>
-      <w:r>
-        <w:rPr>
-          <w:rFonts w:ascii="Times New Roman" w:hAnsi="Times New Roman" w:eastAsia="微软雅黑" w:cs="Times New Roman"/>
-          <w:bCs/>
-          <w:sz w:val="18"/>
-          <w:szCs w:val="18"/>
-          <w:lang w:eastAsia="zh-CN"/>
-        </w:rPr>
-        <w:t xml:space="preserve">DNA </w:t>
-      </w:r>
-      <w:r>
-        <w:rPr>
-          <w:rFonts w:hint="eastAsia" w:ascii="Times New Roman" w:hAnsi="Times New Roman" w:eastAsia="微软雅黑" w:cs="Times New Roman"/>
-          <w:bCs/>
-          <w:sz w:val="18"/>
-          <w:szCs w:val="18"/>
-          <w:lang w:eastAsia="zh-CN"/>
-        </w:rPr>
-        <w:t>平均测序深度进行评估，分为“合格”、“警戒”、“不合格”三个等级。总体质量评估为“警戒”或者“不合格”时，均会影响检测的准确性和敏感性。</w:t>
+          <w:lang w:eastAsia="zh-CN"/>
+        </w:rPr>
+        <w:t>总体质量评估：根据 DNA 平均测序深度进行评估，分为“合格”、“警戒”、“不合格”三个等级。总体质量评估为“警戒”或者“不合格”时，均会影响检测的准确性和敏感性。</w:t>
       </w:r>
     </w:p>
     <w:p>
@@ -35068,8 +34516,8 @@
           <w:lang w:eastAsia="zh-CN"/>
         </w:rPr>
       </w:pPr>
-      <w:bookmarkStart w:id="80" w:name="_Toc7713"/>
-      <w:bookmarkStart w:id="81" w:name="_Toc14500"/>
+      <w:bookmarkStart w:id="80" w:name="_Toc14500"/>
+      <w:bookmarkStart w:id="81" w:name="_Toc7713"/>
       <w:r>
         <w:rPr>
           <w:rFonts w:hint="eastAsia"/>
@@ -35818,7 +35266,7 @@
         <w:pStyle w:val="39"/>
         <w:numPr>
           <w:ilvl w:val="0"/>
-          <w:numId w:val="12"/>
+          <w:numId w:val="11"/>
         </w:numPr>
         <w:autoSpaceDE w:val="0"/>
         <w:autoSpaceDN w:val="0"/>
@@ -35899,7 +35347,7 @@
         <w:pStyle w:val="39"/>
         <w:numPr>
           <w:ilvl w:val="0"/>
-          <w:numId w:val="12"/>
+          <w:numId w:val="11"/>
         </w:numPr>
         <w:autoSpaceDE w:val="0"/>
         <w:autoSpaceDN w:val="0"/>
@@ -35944,7 +35392,7 @@
         <w:pStyle w:val="39"/>
         <w:numPr>
           <w:ilvl w:val="0"/>
-          <w:numId w:val="12"/>
+          <w:numId w:val="11"/>
         </w:numPr>
         <w:autoSpaceDE w:val="0"/>
         <w:autoSpaceDN w:val="0"/>
@@ -35989,8 +35437,8 @@
           <w:lang w:eastAsia="zh-CN"/>
         </w:rPr>
       </w:pPr>
-      <w:bookmarkStart w:id="84" w:name="_Toc14221"/>
-      <w:bookmarkStart w:id="85" w:name="_Toc31274"/>
+      <w:bookmarkStart w:id="84" w:name="_Toc31274"/>
+      <w:bookmarkStart w:id="85" w:name="_Toc14221"/>
       <w:r>
         <w:rPr>
           <w:rFonts w:hint="eastAsia"/>
@@ -36091,7 +35539,7 @@
         <w:widowControl/>
         <w:numPr>
           <w:ilvl w:val="0"/>
-          <w:numId w:val="13"/>
+          <w:numId w:val="12"/>
         </w:numPr>
         <w:spacing w:before="26"/>
         <w:ind w:firstLine="220" w:firstLineChars="100"/>
@@ -36710,14 +36158,14 @@
         </w:rPr>
       </w:pPr>
       <w:bookmarkStart w:id="86" w:name="_Toc13238"/>
-      <w:bookmarkStart w:id="87" w:name="_Toc5114"/>
+      <w:bookmarkStart w:id="87" w:name="_Toc4680"/>
       <w:bookmarkStart w:id="88" w:name="_Toc5400"/>
-      <w:bookmarkStart w:id="89" w:name="_Toc32060"/>
-      <w:bookmarkStart w:id="90" w:name="_Toc27291"/>
-      <w:bookmarkStart w:id="91" w:name="_Toc29283"/>
-      <w:bookmarkStart w:id="92" w:name="_Toc3846"/>
-      <w:bookmarkStart w:id="93" w:name="_Toc4680"/>
-      <w:bookmarkStart w:id="94" w:name="_Toc29484"/>
+      <w:bookmarkStart w:id="89" w:name="_Toc27291"/>
+      <w:bookmarkStart w:id="90" w:name="_Toc5114"/>
+      <w:bookmarkStart w:id="91" w:name="_Toc3846"/>
+      <w:bookmarkStart w:id="92" w:name="_Toc29484"/>
+      <w:bookmarkStart w:id="93" w:name="_Toc29283"/>
+      <w:bookmarkStart w:id="94" w:name="_Toc32060"/>
       <w:r>
         <w:rPr>
           <w:b w:val="0"/>
@@ -36884,15 +36332,15 @@
           <w:szCs w:val="22"/>
         </w:rPr>
       </w:pPr>
-      <w:bookmarkStart w:id="95" w:name="_Toc32349"/>
-      <w:bookmarkStart w:id="96" w:name="_Toc1891"/>
-      <w:bookmarkStart w:id="97" w:name="_Toc5838"/>
-      <w:bookmarkStart w:id="98" w:name="_Toc2976"/>
-      <w:bookmarkStart w:id="99" w:name="_Toc10299"/>
-      <w:bookmarkStart w:id="100" w:name="_Toc21034"/>
-      <w:bookmarkStart w:id="101" w:name="_Toc22196"/>
+      <w:bookmarkStart w:id="95" w:name="_Toc10299"/>
+      <w:bookmarkStart w:id="96" w:name="_Toc783"/>
+      <w:bookmarkStart w:id="97" w:name="_Toc21034"/>
+      <w:bookmarkStart w:id="98" w:name="_Toc1891"/>
+      <w:bookmarkStart w:id="99" w:name="_Toc32349"/>
+      <w:bookmarkStart w:id="100" w:name="_Toc2976"/>
+      <w:bookmarkStart w:id="101" w:name="_Toc5838"/>
       <w:bookmarkStart w:id="102" w:name="_Toc126"/>
-      <w:bookmarkStart w:id="103" w:name="_Toc783"/>
+      <w:bookmarkStart w:id="103" w:name="_Toc22196"/>
       <w:r>
         <w:rPr>
           <w:b w:val="0"/>
@@ -37114,14 +36562,14 @@
           <w:lang w:eastAsia="zh-CN"/>
         </w:rPr>
       </w:pPr>
-      <w:bookmarkStart w:id="104" w:name="_Toc15114"/>
-      <w:bookmarkStart w:id="105" w:name="_Toc3409"/>
+      <w:bookmarkStart w:id="104" w:name="_Toc3409"/>
+      <w:bookmarkStart w:id="105" w:name="_Toc15114"/>
       <w:bookmarkStart w:id="106" w:name="_Toc26926"/>
       <w:bookmarkStart w:id="107" w:name="_Toc6968"/>
       <w:bookmarkStart w:id="108" w:name="_Toc28061"/>
       <w:bookmarkStart w:id="109" w:name="_Toc28454_WPSOffice_Level1"/>
-      <w:bookmarkStart w:id="110" w:name="_Toc20170_WPSOffice_Level1"/>
-      <w:bookmarkStart w:id="111" w:name="_Toc26985_WPSOffice_Level1"/>
+      <w:bookmarkStart w:id="110" w:name="_Toc26985_WPSOffice_Level1"/>
+      <w:bookmarkStart w:id="111" w:name="_Toc20170_WPSOffice_Level1"/>
       <w:r>
         <w:rPr>
           <w:rFonts w:hint="eastAsia"/>
@@ -37340,11 +36788,11 @@
           <w:lang w:eastAsia="zh-CN"/>
         </w:rPr>
       </w:pPr>
-      <w:bookmarkStart w:id="112" w:name="_Toc22162_WPSOffice_Level1"/>
-      <w:bookmarkStart w:id="113" w:name="_Toc13275"/>
-      <w:bookmarkStart w:id="114" w:name="_Toc32672"/>
-      <w:bookmarkStart w:id="115" w:name="_Toc4605"/>
-      <w:bookmarkStart w:id="116" w:name="_Toc19584_WPSOffice_Level1"/>
+      <w:bookmarkStart w:id="112" w:name="_Toc32672"/>
+      <w:bookmarkStart w:id="113" w:name="_Toc4605"/>
+      <w:bookmarkStart w:id="114" w:name="_Toc22162_WPSOffice_Level1"/>
+      <w:bookmarkStart w:id="115" w:name="_Toc19584_WPSOffice_Level1"/>
+      <w:bookmarkStart w:id="116" w:name="_Toc13275"/>
       <w:bookmarkStart w:id="117" w:name="_Toc14611_WPSOffice_Level1"/>
       <w:bookmarkStart w:id="118" w:name="_Toc22623"/>
       <w:r>
@@ -38838,6 +38286,145 @@
     </w:pict>
   </w:numPicBullet>
   <w:abstractNum w:abstractNumId="0">
+    <w:nsid w:val="BE4DB7F5"/>
+    <w:multiLevelType w:val="multilevel"/>
+    <w:tmpl w:val="BE4DB7F5"/>
+    <w:lvl w:ilvl="0" w:tentative="0">
+      <w:start w:val="1"/>
+      <w:numFmt w:val="decimal"/>
+      <w:lvlText w:val="%1."/>
+      <w:lvlJc w:val="left"/>
+      <w:pPr>
+        <w:ind w:left="425" w:hanging="425"/>
+      </w:pPr>
+      <w:rPr>
+        <w:rFonts w:hint="default"/>
+        <w:sz w:val="18"/>
+        <w:szCs w:val="18"/>
+      </w:rPr>
+    </w:lvl>
+    <w:lvl w:ilvl="1" w:tentative="0">
+      <w:start w:val="1"/>
+      <w:numFmt w:val="decimal"/>
+      <w:lvlText w:val="(%2)"/>
+      <w:lvlJc w:val="left"/>
+      <w:pPr>
+        <w:tabs>
+          <w:tab w:val="left" w:pos="840"/>
+        </w:tabs>
+        <w:ind w:left="840" w:hanging="420"/>
+      </w:pPr>
+      <w:rPr>
+        <w:rFonts w:hint="default"/>
+      </w:rPr>
+    </w:lvl>
+    <w:lvl w:ilvl="2" w:tentative="0">
+      <w:start w:val="1"/>
+      <w:numFmt w:val="decimalEnclosedCircleChinese"/>
+      <w:lvlText w:val="%3"/>
+      <w:lvlJc w:val="left"/>
+      <w:pPr>
+        <w:tabs>
+          <w:tab w:val="left" w:pos="1260"/>
+        </w:tabs>
+        <w:ind w:left="1260" w:hanging="420"/>
+      </w:pPr>
+      <w:rPr>
+        <w:rFonts w:hint="default"/>
+      </w:rPr>
+    </w:lvl>
+    <w:lvl w:ilvl="3" w:tentative="0">
+      <w:start w:val="1"/>
+      <w:numFmt w:val="decimal"/>
+      <w:lvlText w:val="%4)"/>
+      <w:lvlJc w:val="left"/>
+      <w:pPr>
+        <w:tabs>
+          <w:tab w:val="left" w:pos="1680"/>
+        </w:tabs>
+        <w:ind w:left="1680" w:hanging="420"/>
+      </w:pPr>
+      <w:rPr>
+        <w:rFonts w:hint="default"/>
+      </w:rPr>
+    </w:lvl>
+    <w:lvl w:ilvl="4" w:tentative="0">
+      <w:start w:val="1"/>
+      <w:numFmt w:val="lowerLetter"/>
+      <w:lvlText w:val="%5."/>
+      <w:lvlJc w:val="left"/>
+      <w:pPr>
+        <w:tabs>
+          <w:tab w:val="left" w:pos="2100"/>
+        </w:tabs>
+        <w:ind w:left="2100" w:hanging="420"/>
+      </w:pPr>
+      <w:rPr>
+        <w:rFonts w:hint="default"/>
+      </w:rPr>
+    </w:lvl>
+    <w:lvl w:ilvl="5" w:tentative="0">
+      <w:start w:val="1"/>
+      <w:numFmt w:val="lowerLetter"/>
+      <w:lvlText w:val="%6)"/>
+      <w:lvlJc w:val="left"/>
+      <w:pPr>
+        <w:tabs>
+          <w:tab w:val="left" w:pos="2520"/>
+        </w:tabs>
+        <w:ind w:left="2520" w:hanging="420"/>
+      </w:pPr>
+      <w:rPr>
+        <w:rFonts w:hint="default"/>
+      </w:rPr>
+    </w:lvl>
+    <w:lvl w:ilvl="6" w:tentative="0">
+      <w:start w:val="1"/>
+      <w:numFmt w:val="lowerRoman"/>
+      <w:lvlText w:val="%7."/>
+      <w:lvlJc w:val="left"/>
+      <w:pPr>
+        <w:tabs>
+          <w:tab w:val="left" w:pos="2940"/>
+        </w:tabs>
+        <w:ind w:left="2940" w:hanging="420"/>
+      </w:pPr>
+      <w:rPr>
+        <w:rFonts w:hint="default"/>
+      </w:rPr>
+    </w:lvl>
+    <w:lvl w:ilvl="7" w:tentative="0">
+      <w:start w:val="1"/>
+      <w:numFmt w:val="lowerRoman"/>
+      <w:lvlText w:val="%8)"/>
+      <w:lvlJc w:val="left"/>
+      <w:pPr>
+        <w:tabs>
+          <w:tab w:val="left" w:pos="3360"/>
+        </w:tabs>
+        <w:ind w:left="3360" w:hanging="420"/>
+      </w:pPr>
+      <w:rPr>
+        <w:rFonts w:hint="default"/>
+      </w:rPr>
+    </w:lvl>
+    <w:lvl w:ilvl="8" w:tentative="0">
+      <w:start w:val="1"/>
+      <w:numFmt w:val="lowerLetter"/>
+      <w:lvlText w:val="%9."/>
+      <w:lvlJc w:val="left"/>
+      <w:pPr>
+        <w:tabs>
+          <w:tab w:val="left" w:pos="3780"/>
+        </w:tabs>
+        <w:ind w:left="3780" w:hanging="420"/>
+      </w:pPr>
+      <w:rPr>
+        <w:rFonts w:hint="default"/>
+      </w:rPr>
+    </w:lvl>
+  </w:abstractNum>
+  <w:abstractNum w:abstractNumId="1">
     <w:nsid w:val="FE6C8412"/>
     <w:multiLevelType w:val="singleLevel"/>
     <w:tmpl w:val="FE6C8412"/>
@@ -38856,7 +38443,7 @@
       </w:rPr>
     </w:lvl>
   </w:abstractNum>
-  <w:abstractNum w:abstractNumId="1">
+  <w:abstractNum w:abstractNumId="2">
     <w:nsid w:val="12127B25"/>
     <w:multiLevelType w:val="multilevel"/>
     <w:tmpl w:val="12127B25"/>
@@ -38942,7 +38529,7 @@
       </w:pPr>
     </w:lvl>
   </w:abstractNum>
-  <w:abstractNum w:abstractNumId="2">
+  <w:abstractNum w:abstractNumId="3">
     <w:nsid w:val="12167FD4"/>
     <w:multiLevelType w:val="multilevel"/>
     <w:tmpl w:val="12167FD4"/>
@@ -39034,18 +38621,6 @@
       <w:pPr>
         <w:ind w:left="3780" w:hanging="420"/>
       </w:pPr>
-    </w:lvl>
-  </w:abstractNum>
-  <w:abstractNum w:abstractNumId="3">
-    <w:nsid w:val="219D0AF6"/>
-    <w:multiLevelType w:val="singleLevel"/>
-    <w:tmpl w:val="219D0AF6"/>
-    <w:lvl w:ilvl="0" w:tentative="0">
-      <w:start w:val="1"/>
-      <w:numFmt w:val="decimal"/>
-      <w:suff w:val="space"/>
-      <w:lvlText w:val="%1."/>
-      <w:lvlJc w:val="left"/>
     </w:lvl>
   </w:abstractNum>
   <w:abstractNum w:abstractNumId="4">
@@ -39436,23 +39011,6 @@
     </w:lvl>
   </w:abstractNum>
   <w:abstractNum w:abstractNumId="9">
-    <w:nsid w:val="58AABCAB"/>
-    <w:multiLevelType w:val="singleLevel"/>
-    <w:tmpl w:val="58AABCAB"/>
-    <w:lvl w:ilvl="0" w:tentative="0">
-      <w:start w:val="1"/>
-      <w:numFmt w:val="bullet"/>
-      <w:lvlText w:val=""/>
-      <w:lvlJc w:val="left"/>
-      <w:pPr>
-        <w:ind w:left="420" w:hanging="420"/>
-      </w:pPr>
-      <w:rPr>
-        <w:rFonts w:hint="default" w:ascii="Wingdings" w:hAnsi="Wingdings"/>
-      </w:rPr>
-    </w:lvl>
-  </w:abstractNum>
-  <w:abstractNum w:abstractNumId="10">
     <w:nsid w:val="5B812BEF"/>
     <w:multiLevelType w:val="multilevel"/>
     <w:tmpl w:val="5B812BEF"/>
@@ -39570,7 +39128,7 @@
       </w:rPr>
     </w:lvl>
   </w:abstractNum>
-  <w:abstractNum w:abstractNumId="11">
+  <w:abstractNum w:abstractNumId="10">
     <w:nsid w:val="64416983"/>
     <w:multiLevelType w:val="multilevel"/>
     <w:tmpl w:val="64416983"/>
@@ -39684,7 +39242,7 @@
       </w:rPr>
     </w:lvl>
   </w:abstractNum>
-  <w:abstractNum w:abstractNumId="12">
+  <w:abstractNum w:abstractNumId="11">
     <w:nsid w:val="6BAC6FD5"/>
     <w:multiLevelType w:val="singleLevel"/>
     <w:tmpl w:val="6BAC6FD5"/>
@@ -39700,10 +39258,10 @@
     <w:abstractNumId w:val="8"/>
   </w:num>
   <w:num w:numId="2">
-    <w:abstractNumId w:val="11"/>
+    <w:abstractNumId w:val="10"/>
   </w:num>
   <w:num w:numId="3">
-    <w:abstractNumId w:val="10"/>
+    <w:abstractNumId w:val="9"/>
   </w:num>
   <w:num w:numId="4">
     <w:abstractNumId w:val="4"/>
@@ -39712,28 +39270,25 @@
     <w:abstractNumId w:val="5"/>
   </w:num>
   <w:num w:numId="6">
-    <w:abstractNumId w:val="0"/>
+    <w:abstractNumId w:val="1"/>
   </w:num>
   <w:num w:numId="7">
     <w:abstractNumId w:val="6"/>
   </w:num>
   <w:num w:numId="8">
-    <w:abstractNumId w:val="2"/>
+    <w:abstractNumId w:val="3"/>
   </w:num>
   <w:num w:numId="9">
     <w:abstractNumId w:val="7"/>
   </w:num>
   <w:num w:numId="10">
-    <w:abstractNumId w:val="3"/>
+    <w:abstractNumId w:val="0"/>
   </w:num>
   <w:num w:numId="11">
-    <w:abstractNumId w:val="9"/>
+    <w:abstractNumId w:val="2"/>
   </w:num>
   <w:num w:numId="12">
-    <w:abstractNumId w:val="1"/>
-  </w:num>
-  <w:num w:numId="13">
-    <w:abstractNumId w:val="12"/>
+    <w:abstractNumId w:val="11"/>
   </w:num>
 </w:numbering>
 </file>
